--- a/tfl/tables/T-AE-04.docx
+++ b/tfl/tables/T-AE-04.docx
@@ -4734,7 +4734,7 @@
           <w:szCs w:val="14"/>
           <w:color w:val="C0392B"/>
         </w:rPr>
-        <w:t xml:space="preserve">DRAFT — produced 2026-05-16 — synthetic data, NOT for regulatory submission</w:t>
+        <w:t xml:space="preserve">DRAFT — produced 2026-05-17 — synthetic data, NOT for regulatory submission</w:t>
       </w:r>
     </w:p>
     <w:sectPr>

--- a/tfl/tables/T-AE-04.docx
+++ b/tfl/tables/T-AE-04.docx
@@ -4734,7 +4734,7 @@
           <w:szCs w:val="14"/>
           <w:color w:val="C0392B"/>
         </w:rPr>
-        <w:t xml:space="preserve">DRAFT — produced 2026-05-17 — synthetic data, NOT for regulatory submission</w:t>
+        <w:t xml:space="preserve">DRAFT — produced 2026-06-05 — synthetic data, NOT for regulatory submission</w:t>
       </w:r>
     </w:p>
     <w:sectPr>

--- a/tfl/tables/T-AE-04.docx
+++ b/tfl/tables/T-AE-04.docx
@@ -484,7 +484,7 @@
                 <w:szCs w:val="18"/>
                 <w:color w:val="000000"/>
               </w:rPr>
-              <w:t xml:space="preserve">6 (2.7)</w:t>
+              <w:t xml:space="preserve">30 (13.3)</w:t>
             </w:r>
           </w:p>
         </w:tc>
@@ -539,7 +539,7 @@
                 <w:szCs w:val="18"/>
                 <w:color w:val="000000"/>
               </w:rPr>
-              <w:t xml:space="preserve">8 (3.6)</w:t>
+              <w:t xml:space="preserve">34 (15.2)</w:t>
             </w:r>
           </w:p>
         </w:tc>
@@ -599,7 +599,7 @@
                 <w:szCs w:val="18"/>
                 <w:color w:val="000000"/>
               </w:rPr>
-              <w:t xml:space="preserve">Blood and lymphatic system disorders</w:t>
+              <w:t xml:space="preserve">  Thrombocytopenia</w:t>
             </w:r>
           </w:p>
         </w:tc>
@@ -654,7 +654,7 @@
                 <w:szCs w:val="18"/>
                 <w:color w:val="000000"/>
               </w:rPr>
-              <w:t xml:space="preserve">—</w:t>
+              <w:t xml:space="preserve">12 (5.3)</w:t>
             </w:r>
           </w:p>
         </w:tc>
@@ -709,7 +709,7 @@
                 <w:szCs w:val="18"/>
                 <w:color w:val="000000"/>
               </w:rPr>
-              <w:t xml:space="preserve">—</w:t>
+              <w:t xml:space="preserve">14 (6.2)</w:t>
             </w:r>
           </w:p>
         </w:tc>
@@ -769,7 +769,7 @@
                 <w:szCs w:val="18"/>
                 <w:color w:val="000000"/>
               </w:rPr>
-              <w:t xml:space="preserve">  Thrombocytopenia</w:t>
+              <w:t xml:space="preserve">  Anaemia</w:t>
             </w:r>
           </w:p>
         </w:tc>
@@ -824,7 +824,7 @@
                 <w:szCs w:val="18"/>
                 <w:color w:val="000000"/>
               </w:rPr>
-              <w:t xml:space="preserve">1 (0.4)</w:t>
+              <w:t xml:space="preserve">6 (2.7)</w:t>
             </w:r>
           </w:p>
         </w:tc>
@@ -879,7 +879,7 @@
                 <w:szCs w:val="18"/>
                 <w:color w:val="000000"/>
               </w:rPr>
-              <w:t xml:space="preserve">4 (1.8)</w:t>
+              <w:t xml:space="preserve">13 (5.8)</w:t>
             </w:r>
           </w:p>
         </w:tc>
@@ -994,7 +994,7 @@
                 <w:szCs w:val="18"/>
                 <w:color w:val="000000"/>
               </w:rPr>
-              <w:t xml:space="preserve">4 (1.8)</w:t>
+              <w:t xml:space="preserve">13 (5.8)</w:t>
             </w:r>
           </w:p>
         </w:tc>
@@ -1049,7 +1049,7 @@
                 <w:szCs w:val="18"/>
                 <w:color w:val="000000"/>
               </w:rPr>
-              <w:t xml:space="preserve">2 (0.9)</w:t>
+              <w:t xml:space="preserve">10 (4.5)</w:t>
             </w:r>
           </w:p>
         </w:tc>
@@ -1109,7 +1109,7 @@
                 <w:szCs w:val="18"/>
                 <w:color w:val="1F3864"/>
               </w:rPr>
-              <w:t xml:space="preserve">  Anaemia</w:t>
+              <w:t xml:space="preserve">Endocrine disorders</w:t>
             </w:r>
           </w:p>
         </w:tc>
@@ -1164,7 +1164,7 @@
                 <w:szCs w:val="18"/>
                 <w:color w:val="000000"/>
               </w:rPr>
-              <w:t xml:space="preserve">3 (1.3)</w:t>
+              <w:t xml:space="preserve">0 (0.0)</w:t>
             </w:r>
           </w:p>
         </w:tc>
@@ -1219,7 +1219,7 @@
                 <w:szCs w:val="18"/>
                 <w:color w:val="000000"/>
               </w:rPr>
-              <w:t xml:space="preserve">0 (0.0)</w:t>
+              <w:t xml:space="preserve">4 (1.8)</w:t>
             </w:r>
           </w:p>
         </w:tc>
@@ -1279,7 +1279,7 @@
                 <w:szCs w:val="18"/>
                 <w:color w:val="000000"/>
               </w:rPr>
-              <w:t xml:space="preserve">Endocrine disorders</w:t>
+              <w:t xml:space="preserve">  Adrenal insufficiency</w:t>
             </w:r>
           </w:p>
         </w:tc>
@@ -1389,7 +1389,7 @@
                 <w:szCs w:val="18"/>
                 <w:color w:val="000000"/>
               </w:rPr>
-              <w:t xml:space="preserve">1 (0.4)</w:t>
+              <w:t xml:space="preserve">2 (0.9)</w:t>
             </w:r>
           </w:p>
         </w:tc>
@@ -1406,7 +1406,7 @@
               <w:left w:val="single" w:sz="8" w:space="0" w:color="666666"/>
               <w:right w:val="single" w:sz="3" w:space="0" w:color="CCCCCC"/>
             </w:tcBorders>
-            <w:shd w:val="clear" w:color="auto" w:fill="F2F2F2"/>
+            <w:shd w:val="clear" w:color="auto" w:fill="FFFFFF"/>
             <w:tcMar>
               <w:top w:w="0" w:type="dxa"/>
               <w:bottom w:w="0" w:type="dxa"/>
@@ -1426,30 +1426,30 @@
                 <w:right w:val="none" w:sz="0" w:space="0" w:color="000000"/>
               </w:pBdr>
               <w:spacing w:after="40" w:before="40" w:line="240"/>
-              <w:ind w:left="100" w:right="100" w:firstLine="0" w:firstLineChars="0"/>
-              <w:rPr>
-                <w:rFonts w:ascii="Arial" w:hAnsi="Arial" w:eastAsia="Arial" w:cs="Arial"/>
-                <w:i w:val="false"/>
-                <w:b w:val="true"/>
-                <w:u w:val="none"/>
-                <w:strike w:val="false"/>
-                <w:sz w:val="18"/>
-                <w:szCs w:val="18"/>
-                <w:color w:val="1F3864"/>
-              </w:rPr>
-            </w:pPr>
-            <w:r>
-              <w:rPr>
-                <w:rFonts w:ascii="Arial" w:hAnsi="Arial" w:eastAsia="Arial" w:cs="Arial"/>
-                <w:i w:val="false"/>
-                <w:b w:val="true"/>
-                <w:u w:val="none"/>
-                <w:strike w:val="false"/>
-                <w:sz w:val="18"/>
-                <w:szCs w:val="18"/>
-                <w:color w:val="1F3864"/>
-              </w:rPr>
-              <w:t xml:space="preserve">Endocrine disorders</w:t>
+              <w:ind w:left="300" w:right="100" w:firstLine="0" w:firstLineChars="0"/>
+              <w:rPr>
+                <w:rFonts w:ascii="Arial" w:hAnsi="Arial" w:eastAsia="Arial" w:cs="Arial"/>
+                <w:i w:val="false"/>
+                <w:b w:val="false"/>
+                <w:u w:val="none"/>
+                <w:strike w:val="false"/>
+                <w:sz w:val="18"/>
+                <w:szCs w:val="18"/>
+                <w:color w:val="000000"/>
+              </w:rPr>
+            </w:pPr>
+            <w:r>
+              <w:rPr>
+                <w:rFonts w:ascii="Arial" w:hAnsi="Arial" w:eastAsia="Arial" w:cs="Arial"/>
+                <w:i w:val="false"/>
+                <w:b w:val="false"/>
+                <w:u w:val="none"/>
+                <w:strike w:val="false"/>
+                <w:sz w:val="18"/>
+                <w:szCs w:val="18"/>
+                <w:color w:val="000000"/>
+              </w:rPr>
+              <w:t xml:space="preserve">  Hypothyroidism</w:t>
             </w:r>
           </w:p>
         </w:tc>
@@ -1461,7 +1461,7 @@
               <w:left w:val="single" w:sz="3" w:space="0" w:color="CCCCCC"/>
               <w:right w:val="single" w:sz="3" w:space="0" w:color="CCCCCC"/>
             </w:tcBorders>
-            <w:shd w:val="clear" w:color="auto" w:fill="F2F2F2"/>
+            <w:shd w:val="clear" w:color="auto" w:fill="FFFFFF"/>
             <w:tcMar>
               <w:top w:w="0" w:type="dxa"/>
               <w:bottom w:w="0" w:type="dxa"/>
@@ -1485,26 +1485,26 @@
               <w:rPr>
                 <w:rFonts w:ascii="Arial" w:hAnsi="Arial" w:eastAsia="Arial" w:cs="Arial"/>
                 <w:i w:val="false"/>
-                <w:b w:val="true"/>
-                <w:u w:val="none"/>
-                <w:strike w:val="false"/>
-                <w:sz w:val="18"/>
-                <w:szCs w:val="18"/>
-                <w:color w:val="000000"/>
-              </w:rPr>
-            </w:pPr>
-            <w:r>
-              <w:rPr>
-                <w:rFonts w:ascii="Arial" w:hAnsi="Arial" w:eastAsia="Arial" w:cs="Arial"/>
-                <w:i w:val="false"/>
-                <w:b w:val="true"/>
-                <w:u w:val="none"/>
-                <w:strike w:val="false"/>
-                <w:sz w:val="18"/>
-                <w:szCs w:val="18"/>
-                <w:color w:val="000000"/>
-              </w:rPr>
-              <w:t xml:space="preserve">—</w:t>
+                <w:b w:val="false"/>
+                <w:u w:val="none"/>
+                <w:strike w:val="false"/>
+                <w:sz w:val="18"/>
+                <w:szCs w:val="18"/>
+                <w:color w:val="000000"/>
+              </w:rPr>
+            </w:pPr>
+            <w:r>
+              <w:rPr>
+                <w:rFonts w:ascii="Arial" w:hAnsi="Arial" w:eastAsia="Arial" w:cs="Arial"/>
+                <w:i w:val="false"/>
+                <w:b w:val="false"/>
+                <w:u w:val="none"/>
+                <w:strike w:val="false"/>
+                <w:sz w:val="18"/>
+                <w:szCs w:val="18"/>
+                <w:color w:val="000000"/>
+              </w:rPr>
+              <w:t xml:space="preserve">0 (0.0)</w:t>
             </w:r>
           </w:p>
         </w:tc>
@@ -1516,7 +1516,7 @@
               <w:left w:val="single" w:sz="3" w:space="0" w:color="CCCCCC"/>
               <w:right w:val="single" w:sz="8" w:space="0" w:color="666666"/>
             </w:tcBorders>
-            <w:shd w:val="clear" w:color="auto" w:fill="F2F2F2"/>
+            <w:shd w:val="clear" w:color="auto" w:fill="FFFFFF"/>
             <w:tcMar>
               <w:top w:w="0" w:type="dxa"/>
               <w:bottom w:w="0" w:type="dxa"/>
@@ -1540,26 +1540,26 @@
               <w:rPr>
                 <w:rFonts w:ascii="Arial" w:hAnsi="Arial" w:eastAsia="Arial" w:cs="Arial"/>
                 <w:i w:val="false"/>
-                <w:b w:val="true"/>
-                <w:u w:val="none"/>
-                <w:strike w:val="false"/>
-                <w:sz w:val="18"/>
-                <w:szCs w:val="18"/>
-                <w:color w:val="000000"/>
-              </w:rPr>
-            </w:pPr>
-            <w:r>
-              <w:rPr>
-                <w:rFonts w:ascii="Arial" w:hAnsi="Arial" w:eastAsia="Arial" w:cs="Arial"/>
-                <w:i w:val="false"/>
-                <w:b w:val="true"/>
-                <w:u w:val="none"/>
-                <w:strike w:val="false"/>
-                <w:sz w:val="18"/>
-                <w:szCs w:val="18"/>
-                <w:color w:val="000000"/>
-              </w:rPr>
-              <w:t xml:space="preserve">—</w:t>
+                <w:b w:val="false"/>
+                <w:u w:val="none"/>
+                <w:strike w:val="false"/>
+                <w:sz w:val="18"/>
+                <w:szCs w:val="18"/>
+                <w:color w:val="000000"/>
+              </w:rPr>
+            </w:pPr>
+            <w:r>
+              <w:rPr>
+                <w:rFonts w:ascii="Arial" w:hAnsi="Arial" w:eastAsia="Arial" w:cs="Arial"/>
+                <w:i w:val="false"/>
+                <w:b w:val="false"/>
+                <w:u w:val="none"/>
+                <w:strike w:val="false"/>
+                <w:sz w:val="18"/>
+                <w:szCs w:val="18"/>
+                <w:color w:val="000000"/>
+              </w:rPr>
+              <w:t xml:space="preserve">2 (0.9)</w:t>
             </w:r>
           </w:p>
         </w:tc>
@@ -1576,7 +1576,7 @@
               <w:left w:val="single" w:sz="8" w:space="0" w:color="666666"/>
               <w:right w:val="single" w:sz="3" w:space="0" w:color="CCCCCC"/>
             </w:tcBorders>
-            <w:shd w:val="clear" w:color="auto" w:fill="FFFFFF"/>
+            <w:shd w:val="clear" w:color="auto" w:fill="F2F2F2"/>
             <w:tcMar>
               <w:top w:w="0" w:type="dxa"/>
               <w:bottom w:w="0" w:type="dxa"/>
@@ -1596,30 +1596,30 @@
                 <w:right w:val="none" w:sz="0" w:space="0" w:color="000000"/>
               </w:pBdr>
               <w:spacing w:after="40" w:before="40" w:line="240"/>
-              <w:ind w:left="300" w:right="100" w:firstLine="0" w:firstLineChars="0"/>
-              <w:rPr>
-                <w:rFonts w:ascii="Arial" w:hAnsi="Arial" w:eastAsia="Arial" w:cs="Arial"/>
-                <w:i w:val="false"/>
-                <w:b w:val="false"/>
-                <w:u w:val="none"/>
-                <w:strike w:val="false"/>
-                <w:sz w:val="18"/>
-                <w:szCs w:val="18"/>
-                <w:color w:val="000000"/>
-              </w:rPr>
-            </w:pPr>
-            <w:r>
-              <w:rPr>
-                <w:rFonts w:ascii="Arial" w:hAnsi="Arial" w:eastAsia="Arial" w:cs="Arial"/>
-                <w:i w:val="false"/>
-                <w:b w:val="false"/>
-                <w:u w:val="none"/>
-                <w:strike w:val="false"/>
-                <w:sz w:val="18"/>
-                <w:szCs w:val="18"/>
-                <w:color w:val="000000"/>
-              </w:rPr>
-              <w:t xml:space="preserve">  Adrenal insufficiency</w:t>
+              <w:ind w:left="100" w:right="100" w:firstLine="0" w:firstLineChars="0"/>
+              <w:rPr>
+                <w:rFonts w:ascii="Arial" w:hAnsi="Arial" w:eastAsia="Arial" w:cs="Arial"/>
+                <w:i w:val="false"/>
+                <w:b w:val="true"/>
+                <w:u w:val="none"/>
+                <w:strike w:val="false"/>
+                <w:sz w:val="18"/>
+                <w:szCs w:val="18"/>
+                <w:color w:val="1F3864"/>
+              </w:rPr>
+            </w:pPr>
+            <w:r>
+              <w:rPr>
+                <w:rFonts w:ascii="Arial" w:hAnsi="Arial" w:eastAsia="Arial" w:cs="Arial"/>
+                <w:i w:val="false"/>
+                <w:b w:val="true"/>
+                <w:u w:val="none"/>
+                <w:strike w:val="false"/>
+                <w:sz w:val="18"/>
+                <w:szCs w:val="18"/>
+                <w:color w:val="1F3864"/>
+              </w:rPr>
+              <w:t xml:space="preserve">Gastrointestinal disorders</w:t>
             </w:r>
           </w:p>
         </w:tc>
@@ -1631,7 +1631,7 @@
               <w:left w:val="single" w:sz="3" w:space="0" w:color="CCCCCC"/>
               <w:right w:val="single" w:sz="3" w:space="0" w:color="CCCCCC"/>
             </w:tcBorders>
-            <w:shd w:val="clear" w:color="auto" w:fill="FFFFFF"/>
+            <w:shd w:val="clear" w:color="auto" w:fill="F2F2F2"/>
             <w:tcMar>
               <w:top w:w="0" w:type="dxa"/>
               <w:bottom w:w="0" w:type="dxa"/>
@@ -1655,26 +1655,26 @@
               <w:rPr>
                 <w:rFonts w:ascii="Arial" w:hAnsi="Arial" w:eastAsia="Arial" w:cs="Arial"/>
                 <w:i w:val="false"/>
-                <w:b w:val="false"/>
-                <w:u w:val="none"/>
-                <w:strike w:val="false"/>
-                <w:sz w:val="18"/>
-                <w:szCs w:val="18"/>
-                <w:color w:val="000000"/>
-              </w:rPr>
-            </w:pPr>
-            <w:r>
-              <w:rPr>
-                <w:rFonts w:ascii="Arial" w:hAnsi="Arial" w:eastAsia="Arial" w:cs="Arial"/>
-                <w:i w:val="false"/>
-                <w:b w:val="false"/>
-                <w:u w:val="none"/>
-                <w:strike w:val="false"/>
-                <w:sz w:val="18"/>
-                <w:szCs w:val="18"/>
-                <w:color w:val="000000"/>
-              </w:rPr>
-              <w:t xml:space="preserve">1 (0.4)</w:t>
+                <w:b w:val="true"/>
+                <w:u w:val="none"/>
+                <w:strike w:val="false"/>
+                <w:sz w:val="18"/>
+                <w:szCs w:val="18"/>
+                <w:color w:val="000000"/>
+              </w:rPr>
+            </w:pPr>
+            <w:r>
+              <w:rPr>
+                <w:rFonts w:ascii="Arial" w:hAnsi="Arial" w:eastAsia="Arial" w:cs="Arial"/>
+                <w:i w:val="false"/>
+                <w:b w:val="true"/>
+                <w:u w:val="none"/>
+                <w:strike w:val="false"/>
+                <w:sz w:val="18"/>
+                <w:szCs w:val="18"/>
+                <w:color w:val="000000"/>
+              </w:rPr>
+              <w:t xml:space="preserve">32 (14.2)</w:t>
             </w:r>
           </w:p>
         </w:tc>
@@ -1686,7 +1686,7 @@
               <w:left w:val="single" w:sz="3" w:space="0" w:color="CCCCCC"/>
               <w:right w:val="single" w:sz="8" w:space="0" w:color="666666"/>
             </w:tcBorders>
-            <w:shd w:val="clear" w:color="auto" w:fill="FFFFFF"/>
+            <w:shd w:val="clear" w:color="auto" w:fill="F2F2F2"/>
             <w:tcMar>
               <w:top w:w="0" w:type="dxa"/>
               <w:bottom w:w="0" w:type="dxa"/>
@@ -1710,26 +1710,26 @@
               <w:rPr>
                 <w:rFonts w:ascii="Arial" w:hAnsi="Arial" w:eastAsia="Arial" w:cs="Arial"/>
                 <w:i w:val="false"/>
-                <w:b w:val="false"/>
-                <w:u w:val="none"/>
-                <w:strike w:val="false"/>
-                <w:sz w:val="18"/>
-                <w:szCs w:val="18"/>
-                <w:color w:val="000000"/>
-              </w:rPr>
-            </w:pPr>
-            <w:r>
-              <w:rPr>
-                <w:rFonts w:ascii="Arial" w:hAnsi="Arial" w:eastAsia="Arial" w:cs="Arial"/>
-                <w:i w:val="false"/>
-                <w:b w:val="false"/>
-                <w:u w:val="none"/>
-                <w:strike w:val="false"/>
-                <w:sz w:val="18"/>
-                <w:szCs w:val="18"/>
-                <w:color w:val="000000"/>
-              </w:rPr>
-              <w:t xml:space="preserve">0 (0.0)</w:t>
+                <w:b w:val="true"/>
+                <w:u w:val="none"/>
+                <w:strike w:val="false"/>
+                <w:sz w:val="18"/>
+                <w:szCs w:val="18"/>
+                <w:color w:val="000000"/>
+              </w:rPr>
+            </w:pPr>
+            <w:r>
+              <w:rPr>
+                <w:rFonts w:ascii="Arial" w:hAnsi="Arial" w:eastAsia="Arial" w:cs="Arial"/>
+                <w:i w:val="false"/>
+                <w:b w:val="true"/>
+                <w:u w:val="none"/>
+                <w:strike w:val="false"/>
+                <w:sz w:val="18"/>
+                <w:szCs w:val="18"/>
+                <w:color w:val="000000"/>
+              </w:rPr>
+              <w:t xml:space="preserve">43 (19.2)</w:t>
             </w:r>
           </w:p>
         </w:tc>
@@ -1789,7 +1789,7 @@
                 <w:szCs w:val="18"/>
                 <w:color w:val="000000"/>
               </w:rPr>
-              <w:t xml:space="preserve">Gastrointestinal disorders</w:t>
+              <w:t xml:space="preserve">  Nausea</w:t>
             </w:r>
           </w:p>
         </w:tc>
@@ -1844,7 +1844,7 @@
                 <w:szCs w:val="18"/>
                 <w:color w:val="000000"/>
               </w:rPr>
-              <w:t xml:space="preserve">8 (3.6)</w:t>
+              <w:t xml:space="preserve">15 (6.7)</w:t>
             </w:r>
           </w:p>
         </w:tc>
@@ -1899,7 +1899,7 @@
                 <w:szCs w:val="18"/>
                 <w:color w:val="000000"/>
               </w:rPr>
-              <w:t xml:space="preserve">8 (3.6)</w:t>
+              <w:t xml:space="preserve">22 (9.8)</w:t>
             </w:r>
           </w:p>
         </w:tc>
@@ -1959,7 +1959,7 @@
                 <w:szCs w:val="18"/>
                 <w:color w:val="000000"/>
               </w:rPr>
-              <w:t xml:space="preserve">Gastrointestinal disorders</w:t>
+              <w:t xml:space="preserve">  Diarrhoea</w:t>
             </w:r>
           </w:p>
         </w:tc>
@@ -2014,7 +2014,7 @@
                 <w:szCs w:val="18"/>
                 <w:color w:val="000000"/>
               </w:rPr>
-              <w:t xml:space="preserve">—</w:t>
+              <w:t xml:space="preserve">3 (1.3)</w:t>
             </w:r>
           </w:p>
         </w:tc>
@@ -2069,7 +2069,7 @@
                 <w:szCs w:val="18"/>
                 <w:color w:val="000000"/>
               </w:rPr>
-              <w:t xml:space="preserve">—</w:t>
+              <w:t xml:space="preserve">11 (4.9)</w:t>
             </w:r>
           </w:p>
         </w:tc>
@@ -2129,7 +2129,7 @@
                 <w:szCs w:val="18"/>
                 <w:color w:val="000000"/>
               </w:rPr>
-              <w:t xml:space="preserve">  Nausea</w:t>
+              <w:t xml:space="preserve">  Stomatitis</w:t>
             </w:r>
           </w:p>
         </w:tc>
@@ -2184,7 +2184,7 @@
                 <w:szCs w:val="18"/>
                 <w:color w:val="000000"/>
               </w:rPr>
-              <w:t xml:space="preserve">6 (2.7)</w:t>
+              <w:t xml:space="preserve">3 (1.3)</w:t>
             </w:r>
           </w:p>
         </w:tc>
@@ -2239,7 +2239,7 @@
                 <w:szCs w:val="18"/>
                 <w:color w:val="000000"/>
               </w:rPr>
-              <w:t xml:space="preserve">4 (1.8)</w:t>
+              <w:t xml:space="preserve">6 (2.7)</w:t>
             </w:r>
           </w:p>
         </w:tc>
@@ -2256,7 +2256,7 @@
               <w:left w:val="single" w:sz="8" w:space="0" w:color="666666"/>
               <w:right w:val="single" w:sz="3" w:space="0" w:color="CCCCCC"/>
             </w:tcBorders>
-            <w:shd w:val="clear" w:color="auto" w:fill="F2F2F2"/>
+            <w:shd w:val="clear" w:color="auto" w:fill="FFFFFF"/>
             <w:tcMar>
               <w:top w:w="0" w:type="dxa"/>
               <w:bottom w:w="0" w:type="dxa"/>
@@ -2276,28 +2276,28 @@
                 <w:right w:val="none" w:sz="0" w:space="0" w:color="000000"/>
               </w:pBdr>
               <w:spacing w:after="40" w:before="40" w:line="240"/>
-              <w:ind w:left="100" w:right="100" w:firstLine="0" w:firstLineChars="0"/>
-              <w:rPr>
-                <w:rFonts w:ascii="Arial" w:hAnsi="Arial" w:eastAsia="Arial" w:cs="Arial"/>
-                <w:i w:val="false"/>
-                <w:b w:val="true"/>
-                <w:u w:val="none"/>
-                <w:strike w:val="false"/>
-                <w:sz w:val="18"/>
-                <w:szCs w:val="18"/>
-                <w:color w:val="1F3864"/>
-              </w:rPr>
-            </w:pPr>
-            <w:r>
-              <w:rPr>
-                <w:rFonts w:ascii="Arial" w:hAnsi="Arial" w:eastAsia="Arial" w:cs="Arial"/>
-                <w:i w:val="false"/>
-                <w:b w:val="true"/>
-                <w:u w:val="none"/>
-                <w:strike w:val="false"/>
-                <w:sz w:val="18"/>
-                <w:szCs w:val="18"/>
-                <w:color w:val="1F3864"/>
+              <w:ind w:left="300" w:right="100" w:firstLine="0" w:firstLineChars="0"/>
+              <w:rPr>
+                <w:rFonts w:ascii="Arial" w:hAnsi="Arial" w:eastAsia="Arial" w:cs="Arial"/>
+                <w:i w:val="false"/>
+                <w:b w:val="false"/>
+                <w:u w:val="none"/>
+                <w:strike w:val="false"/>
+                <w:sz w:val="18"/>
+                <w:szCs w:val="18"/>
+                <w:color w:val="000000"/>
+              </w:rPr>
+            </w:pPr>
+            <w:r>
+              <w:rPr>
+                <w:rFonts w:ascii="Arial" w:hAnsi="Arial" w:eastAsia="Arial" w:cs="Arial"/>
+                <w:i w:val="false"/>
+                <w:b w:val="false"/>
+                <w:u w:val="none"/>
+                <w:strike w:val="false"/>
+                <w:sz w:val="18"/>
+                <w:szCs w:val="18"/>
+                <w:color w:val="000000"/>
               </w:rPr>
               <w:t xml:space="preserve">  Vomiting</w:t>
             </w:r>
@@ -2311,7 +2311,7 @@
               <w:left w:val="single" w:sz="3" w:space="0" w:color="CCCCCC"/>
               <w:right w:val="single" w:sz="3" w:space="0" w:color="CCCCCC"/>
             </w:tcBorders>
-            <w:shd w:val="clear" w:color="auto" w:fill="F2F2F2"/>
+            <w:shd w:val="clear" w:color="auto" w:fill="FFFFFF"/>
             <w:tcMar>
               <w:top w:w="0" w:type="dxa"/>
               <w:bottom w:w="0" w:type="dxa"/>
@@ -2335,26 +2335,26 @@
               <w:rPr>
                 <w:rFonts w:ascii="Arial" w:hAnsi="Arial" w:eastAsia="Arial" w:cs="Arial"/>
                 <w:i w:val="false"/>
-                <w:b w:val="true"/>
-                <w:u w:val="none"/>
-                <w:strike w:val="false"/>
-                <w:sz w:val="18"/>
-                <w:szCs w:val="18"/>
-                <w:color w:val="000000"/>
-              </w:rPr>
-            </w:pPr>
-            <w:r>
-              <w:rPr>
-                <w:rFonts w:ascii="Arial" w:hAnsi="Arial" w:eastAsia="Arial" w:cs="Arial"/>
-                <w:i w:val="false"/>
-                <w:b w:val="true"/>
-                <w:u w:val="none"/>
-                <w:strike w:val="false"/>
-                <w:sz w:val="18"/>
-                <w:szCs w:val="18"/>
-                <w:color w:val="000000"/>
-              </w:rPr>
-              <w:t xml:space="preserve">1 (0.4)</w:t>
+                <w:b w:val="false"/>
+                <w:u w:val="none"/>
+                <w:strike w:val="false"/>
+                <w:sz w:val="18"/>
+                <w:szCs w:val="18"/>
+                <w:color w:val="000000"/>
+              </w:rPr>
+            </w:pPr>
+            <w:r>
+              <w:rPr>
+                <w:rFonts w:ascii="Arial" w:hAnsi="Arial" w:eastAsia="Arial" w:cs="Arial"/>
+                <w:i w:val="false"/>
+                <w:b w:val="false"/>
+                <w:u w:val="none"/>
+                <w:strike w:val="false"/>
+                <w:sz w:val="18"/>
+                <w:szCs w:val="18"/>
+                <w:color w:val="000000"/>
+              </w:rPr>
+              <w:t xml:space="preserve">6 (2.7)</w:t>
             </w:r>
           </w:p>
         </w:tc>
@@ -2366,7 +2366,7 @@
               <w:left w:val="single" w:sz="3" w:space="0" w:color="CCCCCC"/>
               <w:right w:val="single" w:sz="8" w:space="0" w:color="666666"/>
             </w:tcBorders>
-            <w:shd w:val="clear" w:color="auto" w:fill="F2F2F2"/>
+            <w:shd w:val="clear" w:color="auto" w:fill="FFFFFF"/>
             <w:tcMar>
               <w:top w:w="0" w:type="dxa"/>
               <w:bottom w:w="0" w:type="dxa"/>
@@ -2390,26 +2390,26 @@
               <w:rPr>
                 <w:rFonts w:ascii="Arial" w:hAnsi="Arial" w:eastAsia="Arial" w:cs="Arial"/>
                 <w:i w:val="false"/>
-                <w:b w:val="true"/>
-                <w:u w:val="none"/>
-                <w:strike w:val="false"/>
-                <w:sz w:val="18"/>
-                <w:szCs w:val="18"/>
-                <w:color w:val="000000"/>
-              </w:rPr>
-            </w:pPr>
-            <w:r>
-              <w:rPr>
-                <w:rFonts w:ascii="Arial" w:hAnsi="Arial" w:eastAsia="Arial" w:cs="Arial"/>
-                <w:i w:val="false"/>
-                <w:b w:val="true"/>
-                <w:u w:val="none"/>
-                <w:strike w:val="false"/>
-                <w:sz w:val="18"/>
-                <w:szCs w:val="18"/>
-                <w:color w:val="000000"/>
-              </w:rPr>
-              <w:t xml:space="preserve">3 (1.3)</w:t>
+                <w:b w:val="false"/>
+                <w:u w:val="none"/>
+                <w:strike w:val="false"/>
+                <w:sz w:val="18"/>
+                <w:szCs w:val="18"/>
+                <w:color w:val="000000"/>
+              </w:rPr>
+            </w:pPr>
+            <w:r>
+              <w:rPr>
+                <w:rFonts w:ascii="Arial" w:hAnsi="Arial" w:eastAsia="Arial" w:cs="Arial"/>
+                <w:i w:val="false"/>
+                <w:b w:val="false"/>
+                <w:u w:val="none"/>
+                <w:strike w:val="false"/>
+                <w:sz w:val="18"/>
+                <w:szCs w:val="18"/>
+                <w:color w:val="000000"/>
+              </w:rPr>
+              <w:t xml:space="preserve">2 (0.9)</w:t>
             </w:r>
           </w:p>
         </w:tc>
@@ -2524,7 +2524,7 @@
                 <w:szCs w:val="18"/>
                 <w:color w:val="000000"/>
               </w:rPr>
-              <w:t xml:space="preserve">0 (0.0)</w:t>
+              <w:t xml:space="preserve">5 (2.2)</w:t>
             </w:r>
           </w:p>
         </w:tc>
@@ -2579,7 +2579,7 @@
                 <w:szCs w:val="18"/>
                 <w:color w:val="000000"/>
               </w:rPr>
-              <w:t xml:space="preserve">1 (0.4)</w:t>
+              <w:t xml:space="preserve">2 (0.9)</w:t>
             </w:r>
           </w:p>
         </w:tc>
@@ -2596,7 +2596,7 @@
               <w:left w:val="single" w:sz="8" w:space="0" w:color="666666"/>
               <w:right w:val="single" w:sz="3" w:space="0" w:color="CCCCCC"/>
             </w:tcBorders>
-            <w:shd w:val="clear" w:color="auto" w:fill="F2F2F2"/>
+            <w:shd w:val="clear" w:color="auto" w:fill="FFFFFF"/>
             <w:tcMar>
               <w:top w:w="0" w:type="dxa"/>
               <w:bottom w:w="0" w:type="dxa"/>
@@ -2616,28 +2616,28 @@
                 <w:right w:val="none" w:sz="0" w:space="0" w:color="000000"/>
               </w:pBdr>
               <w:spacing w:after="40" w:before="40" w:line="240"/>
-              <w:ind w:left="100" w:right="100" w:firstLine="0" w:firstLineChars="0"/>
-              <w:rPr>
-                <w:rFonts w:ascii="Arial" w:hAnsi="Arial" w:eastAsia="Arial" w:cs="Arial"/>
-                <w:i w:val="false"/>
-                <w:b w:val="true"/>
-                <w:u w:val="none"/>
-                <w:strike w:val="false"/>
-                <w:sz w:val="18"/>
-                <w:szCs w:val="18"/>
-                <w:color w:val="1F3864"/>
-              </w:rPr>
-            </w:pPr>
-            <w:r>
-              <w:rPr>
-                <w:rFonts w:ascii="Arial" w:hAnsi="Arial" w:eastAsia="Arial" w:cs="Arial"/>
-                <w:i w:val="false"/>
-                <w:b w:val="true"/>
-                <w:u w:val="none"/>
-                <w:strike w:val="false"/>
-                <w:sz w:val="18"/>
-                <w:szCs w:val="18"/>
-                <w:color w:val="1F3864"/>
+              <w:ind w:left="300" w:right="100" w:firstLine="0" w:firstLineChars="0"/>
+              <w:rPr>
+                <w:rFonts w:ascii="Arial" w:hAnsi="Arial" w:eastAsia="Arial" w:cs="Arial"/>
+                <w:i w:val="false"/>
+                <w:b w:val="false"/>
+                <w:u w:val="none"/>
+                <w:strike w:val="false"/>
+                <w:sz w:val="18"/>
+                <w:szCs w:val="18"/>
+                <w:color w:val="000000"/>
+              </w:rPr>
+            </w:pPr>
+            <w:r>
+              <w:rPr>
+                <w:rFonts w:ascii="Arial" w:hAnsi="Arial" w:eastAsia="Arial" w:cs="Arial"/>
+                <w:i w:val="false"/>
+                <w:b w:val="false"/>
+                <w:u w:val="none"/>
+                <w:strike w:val="false"/>
+                <w:sz w:val="18"/>
+                <w:szCs w:val="18"/>
+                <w:color w:val="000000"/>
               </w:rPr>
               <w:t xml:space="preserve">  Colitis</w:t>
             </w:r>
@@ -2651,7 +2651,7 @@
               <w:left w:val="single" w:sz="3" w:space="0" w:color="CCCCCC"/>
               <w:right w:val="single" w:sz="3" w:space="0" w:color="CCCCCC"/>
             </w:tcBorders>
-            <w:shd w:val="clear" w:color="auto" w:fill="F2F2F2"/>
+            <w:shd w:val="clear" w:color="auto" w:fill="FFFFFF"/>
             <w:tcMar>
               <w:top w:w="0" w:type="dxa"/>
               <w:bottom w:w="0" w:type="dxa"/>
@@ -2675,26 +2675,26 @@
               <w:rPr>
                 <w:rFonts w:ascii="Arial" w:hAnsi="Arial" w:eastAsia="Arial" w:cs="Arial"/>
                 <w:i w:val="false"/>
-                <w:b w:val="true"/>
-                <w:u w:val="none"/>
-                <w:strike w:val="false"/>
-                <w:sz w:val="18"/>
-                <w:szCs w:val="18"/>
-                <w:color w:val="000000"/>
-              </w:rPr>
-            </w:pPr>
-            <w:r>
-              <w:rPr>
-                <w:rFonts w:ascii="Arial" w:hAnsi="Arial" w:eastAsia="Arial" w:cs="Arial"/>
-                <w:i w:val="false"/>
-                <w:b w:val="true"/>
-                <w:u w:val="none"/>
-                <w:strike w:val="false"/>
-                <w:sz w:val="18"/>
-                <w:szCs w:val="18"/>
-                <w:color w:val="000000"/>
-              </w:rPr>
-              <w:t xml:space="preserve">1 (0.4)</w:t>
+                <w:b w:val="false"/>
+                <w:u w:val="none"/>
+                <w:strike w:val="false"/>
+                <w:sz w:val="18"/>
+                <w:szCs w:val="18"/>
+                <w:color w:val="000000"/>
+              </w:rPr>
+            </w:pPr>
+            <w:r>
+              <w:rPr>
+                <w:rFonts w:ascii="Arial" w:hAnsi="Arial" w:eastAsia="Arial" w:cs="Arial"/>
+                <w:i w:val="false"/>
+                <w:b w:val="false"/>
+                <w:u w:val="none"/>
+                <w:strike w:val="false"/>
+                <w:sz w:val="18"/>
+                <w:szCs w:val="18"/>
+                <w:color w:val="000000"/>
+              </w:rPr>
+              <w:t xml:space="preserve">0 (0.0)</w:t>
             </w:r>
           </w:p>
         </w:tc>
@@ -2706,7 +2706,7 @@
               <w:left w:val="single" w:sz="3" w:space="0" w:color="CCCCCC"/>
               <w:right w:val="single" w:sz="8" w:space="0" w:color="666666"/>
             </w:tcBorders>
-            <w:shd w:val="clear" w:color="auto" w:fill="F2F2F2"/>
+            <w:shd w:val="clear" w:color="auto" w:fill="FFFFFF"/>
             <w:tcMar>
               <w:top w:w="0" w:type="dxa"/>
               <w:bottom w:w="0" w:type="dxa"/>
@@ -2730,26 +2730,26 @@
               <w:rPr>
                 <w:rFonts w:ascii="Arial" w:hAnsi="Arial" w:eastAsia="Arial" w:cs="Arial"/>
                 <w:i w:val="false"/>
-                <w:b w:val="true"/>
-                <w:u w:val="none"/>
-                <w:strike w:val="false"/>
-                <w:sz w:val="18"/>
-                <w:szCs w:val="18"/>
-                <w:color w:val="000000"/>
-              </w:rPr>
-            </w:pPr>
-            <w:r>
-              <w:rPr>
-                <w:rFonts w:ascii="Arial" w:hAnsi="Arial" w:eastAsia="Arial" w:cs="Arial"/>
-                <w:i w:val="false"/>
-                <w:b w:val="true"/>
-                <w:u w:val="none"/>
-                <w:strike w:val="false"/>
-                <w:sz w:val="18"/>
-                <w:szCs w:val="18"/>
-                <w:color w:val="000000"/>
-              </w:rPr>
-              <w:t xml:space="preserve">0 (0.0)</w:t>
+                <w:b w:val="false"/>
+                <w:u w:val="none"/>
+                <w:strike w:val="false"/>
+                <w:sz w:val="18"/>
+                <w:szCs w:val="18"/>
+                <w:color w:val="000000"/>
+              </w:rPr>
+            </w:pPr>
+            <w:r>
+              <w:rPr>
+                <w:rFonts w:ascii="Arial" w:hAnsi="Arial" w:eastAsia="Arial" w:cs="Arial"/>
+                <w:i w:val="false"/>
+                <w:b w:val="false"/>
+                <w:u w:val="none"/>
+                <w:strike w:val="false"/>
+                <w:sz w:val="18"/>
+                <w:szCs w:val="18"/>
+                <w:color w:val="000000"/>
+              </w:rPr>
+              <w:t xml:space="preserve">2 (0.9)</w:t>
             </w:r>
           </w:p>
         </w:tc>
@@ -2766,7 +2766,7 @@
               <w:left w:val="single" w:sz="8" w:space="0" w:color="666666"/>
               <w:right w:val="single" w:sz="3" w:space="0" w:color="CCCCCC"/>
             </w:tcBorders>
-            <w:shd w:val="clear" w:color="auto" w:fill="FFFFFF"/>
+            <w:shd w:val="clear" w:color="auto" w:fill="F2F2F2"/>
             <w:tcMar>
               <w:top w:w="0" w:type="dxa"/>
               <w:bottom w:w="0" w:type="dxa"/>
@@ -2786,28 +2786,28 @@
                 <w:right w:val="none" w:sz="0" w:space="0" w:color="000000"/>
               </w:pBdr>
               <w:spacing w:after="40" w:before="40" w:line="240"/>
-              <w:ind w:left="300" w:right="100" w:firstLine="0" w:firstLineChars="0"/>
-              <w:rPr>
-                <w:rFonts w:ascii="Arial" w:hAnsi="Arial" w:eastAsia="Arial" w:cs="Arial"/>
-                <w:i w:val="false"/>
-                <w:b w:val="false"/>
-                <w:u w:val="none"/>
-                <w:strike w:val="false"/>
-                <w:sz w:val="18"/>
-                <w:szCs w:val="18"/>
-                <w:color w:val="000000"/>
-              </w:rPr>
-            </w:pPr>
-            <w:r>
-              <w:rPr>
-                <w:rFonts w:ascii="Arial" w:hAnsi="Arial" w:eastAsia="Arial" w:cs="Arial"/>
-                <w:i w:val="false"/>
-                <w:b w:val="false"/>
-                <w:u w:val="none"/>
-                <w:strike w:val="false"/>
-                <w:sz w:val="18"/>
-                <w:szCs w:val="18"/>
-                <w:color w:val="000000"/>
+              <w:ind w:left="100" w:right="100" w:firstLine="0" w:firstLineChars="0"/>
+              <w:rPr>
+                <w:rFonts w:ascii="Arial" w:hAnsi="Arial" w:eastAsia="Arial" w:cs="Arial"/>
+                <w:i w:val="false"/>
+                <w:b w:val="true"/>
+                <w:u w:val="none"/>
+                <w:strike w:val="false"/>
+                <w:sz w:val="18"/>
+                <w:szCs w:val="18"/>
+                <w:color w:val="1F3864"/>
+              </w:rPr>
+            </w:pPr>
+            <w:r>
+              <w:rPr>
+                <w:rFonts w:ascii="Arial" w:hAnsi="Arial" w:eastAsia="Arial" w:cs="Arial"/>
+                <w:i w:val="false"/>
+                <w:b w:val="true"/>
+                <w:u w:val="none"/>
+                <w:strike w:val="false"/>
+                <w:sz w:val="18"/>
+                <w:szCs w:val="18"/>
+                <w:color w:val="1F3864"/>
               </w:rPr>
               <w:t xml:space="preserve">General disorders and administration site conditions</w:t>
             </w:r>
@@ -2821,7 +2821,7 @@
               <w:left w:val="single" w:sz="3" w:space="0" w:color="CCCCCC"/>
               <w:right w:val="single" w:sz="3" w:space="0" w:color="CCCCCC"/>
             </w:tcBorders>
-            <w:shd w:val="clear" w:color="auto" w:fill="FFFFFF"/>
+            <w:shd w:val="clear" w:color="auto" w:fill="F2F2F2"/>
             <w:tcMar>
               <w:top w:w="0" w:type="dxa"/>
               <w:bottom w:w="0" w:type="dxa"/>
@@ -2845,26 +2845,26 @@
               <w:rPr>
                 <w:rFonts w:ascii="Arial" w:hAnsi="Arial" w:eastAsia="Arial" w:cs="Arial"/>
                 <w:i w:val="false"/>
-                <w:b w:val="false"/>
-                <w:u w:val="none"/>
-                <w:strike w:val="false"/>
-                <w:sz w:val="18"/>
-                <w:szCs w:val="18"/>
-                <w:color w:val="000000"/>
-              </w:rPr>
-            </w:pPr>
-            <w:r>
-              <w:rPr>
-                <w:rFonts w:ascii="Arial" w:hAnsi="Arial" w:eastAsia="Arial" w:cs="Arial"/>
-                <w:i w:val="false"/>
-                <w:b w:val="false"/>
-                <w:u w:val="none"/>
-                <w:strike w:val="false"/>
-                <w:sz w:val="18"/>
-                <w:szCs w:val="18"/>
-                <w:color w:val="000000"/>
-              </w:rPr>
-              <w:t xml:space="preserve">1 (0.4)</w:t>
+                <w:b w:val="true"/>
+                <w:u w:val="none"/>
+                <w:strike w:val="false"/>
+                <w:sz w:val="18"/>
+                <w:szCs w:val="18"/>
+                <w:color w:val="000000"/>
+              </w:rPr>
+            </w:pPr>
+            <w:r>
+              <w:rPr>
+                <w:rFonts w:ascii="Arial" w:hAnsi="Arial" w:eastAsia="Arial" w:cs="Arial"/>
+                <w:i w:val="false"/>
+                <w:b w:val="true"/>
+                <w:u w:val="none"/>
+                <w:strike w:val="false"/>
+                <w:sz w:val="18"/>
+                <w:szCs w:val="18"/>
+                <w:color w:val="000000"/>
+              </w:rPr>
+              <w:t xml:space="preserve">14 (6.2)</w:t>
             </w:r>
           </w:p>
         </w:tc>
@@ -2876,7 +2876,7 @@
               <w:left w:val="single" w:sz="3" w:space="0" w:color="CCCCCC"/>
               <w:right w:val="single" w:sz="8" w:space="0" w:color="666666"/>
             </w:tcBorders>
-            <w:shd w:val="clear" w:color="auto" w:fill="FFFFFF"/>
+            <w:shd w:val="clear" w:color="auto" w:fill="F2F2F2"/>
             <w:tcMar>
               <w:top w:w="0" w:type="dxa"/>
               <w:bottom w:w="0" w:type="dxa"/>
@@ -2900,26 +2900,26 @@
               <w:rPr>
                 <w:rFonts w:ascii="Arial" w:hAnsi="Arial" w:eastAsia="Arial" w:cs="Arial"/>
                 <w:i w:val="false"/>
-                <w:b w:val="false"/>
-                <w:u w:val="none"/>
-                <w:strike w:val="false"/>
-                <w:sz w:val="18"/>
-                <w:szCs w:val="18"/>
-                <w:color w:val="000000"/>
-              </w:rPr>
-            </w:pPr>
-            <w:r>
-              <w:rPr>
-                <w:rFonts w:ascii="Arial" w:hAnsi="Arial" w:eastAsia="Arial" w:cs="Arial"/>
-                <w:i w:val="false"/>
-                <w:b w:val="false"/>
-                <w:u w:val="none"/>
-                <w:strike w:val="false"/>
-                <w:sz w:val="18"/>
-                <w:szCs w:val="18"/>
-                <w:color w:val="000000"/>
-              </w:rPr>
-              <w:t xml:space="preserve">2 (0.9)</w:t>
+                <w:b w:val="true"/>
+                <w:u w:val="none"/>
+                <w:strike w:val="false"/>
+                <w:sz w:val="18"/>
+                <w:szCs w:val="18"/>
+                <w:color w:val="000000"/>
+              </w:rPr>
+            </w:pPr>
+            <w:r>
+              <w:rPr>
+                <w:rFonts w:ascii="Arial" w:hAnsi="Arial" w:eastAsia="Arial" w:cs="Arial"/>
+                <w:i w:val="false"/>
+                <w:b w:val="true"/>
+                <w:u w:val="none"/>
+                <w:strike w:val="false"/>
+                <w:sz w:val="18"/>
+                <w:szCs w:val="18"/>
+                <w:color w:val="000000"/>
+              </w:rPr>
+              <w:t xml:space="preserve">14 (6.2)</w:t>
             </w:r>
           </w:p>
         </w:tc>
@@ -2936,7 +2936,7 @@
               <w:left w:val="single" w:sz="8" w:space="0" w:color="666666"/>
               <w:right w:val="single" w:sz="3" w:space="0" w:color="CCCCCC"/>
             </w:tcBorders>
-            <w:shd w:val="clear" w:color="auto" w:fill="F2F2F2"/>
+            <w:shd w:val="clear" w:color="auto" w:fill="FFFFFF"/>
             <w:tcMar>
               <w:top w:w="0" w:type="dxa"/>
               <w:bottom w:w="0" w:type="dxa"/>
@@ -2956,30 +2956,30 @@
                 <w:right w:val="none" w:sz="0" w:space="0" w:color="000000"/>
               </w:pBdr>
               <w:spacing w:after="40" w:before="40" w:line="240"/>
-              <w:ind w:left="100" w:right="100" w:firstLine="0" w:firstLineChars="0"/>
-              <w:rPr>
-                <w:rFonts w:ascii="Arial" w:hAnsi="Arial" w:eastAsia="Arial" w:cs="Arial"/>
-                <w:i w:val="false"/>
-                <w:b w:val="true"/>
-                <w:u w:val="none"/>
-                <w:strike w:val="false"/>
-                <w:sz w:val="18"/>
-                <w:szCs w:val="18"/>
-                <w:color w:val="1F3864"/>
-              </w:rPr>
-            </w:pPr>
-            <w:r>
-              <w:rPr>
-                <w:rFonts w:ascii="Arial" w:hAnsi="Arial" w:eastAsia="Arial" w:cs="Arial"/>
-                <w:i w:val="false"/>
-                <w:b w:val="true"/>
-                <w:u w:val="none"/>
-                <w:strike w:val="false"/>
-                <w:sz w:val="18"/>
-                <w:szCs w:val="18"/>
-                <w:color w:val="1F3864"/>
-              </w:rPr>
-              <w:t xml:space="preserve">General disorders and administration site conditions</w:t>
+              <w:ind w:left="300" w:right="100" w:firstLine="0" w:firstLineChars="0"/>
+              <w:rPr>
+                <w:rFonts w:ascii="Arial" w:hAnsi="Arial" w:eastAsia="Arial" w:cs="Arial"/>
+                <w:i w:val="false"/>
+                <w:b w:val="false"/>
+                <w:u w:val="none"/>
+                <w:strike w:val="false"/>
+                <w:sz w:val="18"/>
+                <w:szCs w:val="18"/>
+                <w:color w:val="000000"/>
+              </w:rPr>
+            </w:pPr>
+            <w:r>
+              <w:rPr>
+                <w:rFonts w:ascii="Arial" w:hAnsi="Arial" w:eastAsia="Arial" w:cs="Arial"/>
+                <w:i w:val="false"/>
+                <w:b w:val="false"/>
+                <w:u w:val="none"/>
+                <w:strike w:val="false"/>
+                <w:sz w:val="18"/>
+                <w:szCs w:val="18"/>
+                <w:color w:val="000000"/>
+              </w:rPr>
+              <w:t xml:space="preserve">  Asthenia</w:t>
             </w:r>
           </w:p>
         </w:tc>
@@ -2991,7 +2991,7 @@
               <w:left w:val="single" w:sz="3" w:space="0" w:color="CCCCCC"/>
               <w:right w:val="single" w:sz="3" w:space="0" w:color="CCCCCC"/>
             </w:tcBorders>
-            <w:shd w:val="clear" w:color="auto" w:fill="F2F2F2"/>
+            <w:shd w:val="clear" w:color="auto" w:fill="FFFFFF"/>
             <w:tcMar>
               <w:top w:w="0" w:type="dxa"/>
               <w:bottom w:w="0" w:type="dxa"/>
@@ -3015,26 +3015,26 @@
               <w:rPr>
                 <w:rFonts w:ascii="Arial" w:hAnsi="Arial" w:eastAsia="Arial" w:cs="Arial"/>
                 <w:i w:val="false"/>
-                <w:b w:val="true"/>
-                <w:u w:val="none"/>
-                <w:strike w:val="false"/>
-                <w:sz w:val="18"/>
-                <w:szCs w:val="18"/>
-                <w:color w:val="000000"/>
-              </w:rPr>
-            </w:pPr>
-            <w:r>
-              <w:rPr>
-                <w:rFonts w:ascii="Arial" w:hAnsi="Arial" w:eastAsia="Arial" w:cs="Arial"/>
-                <w:i w:val="false"/>
-                <w:b w:val="true"/>
-                <w:u w:val="none"/>
-                <w:strike w:val="false"/>
-                <w:sz w:val="18"/>
-                <w:szCs w:val="18"/>
-                <w:color w:val="000000"/>
-              </w:rPr>
-              <w:t xml:space="preserve">—</w:t>
+                <w:b w:val="false"/>
+                <w:u w:val="none"/>
+                <w:strike w:val="false"/>
+                <w:sz w:val="18"/>
+                <w:szCs w:val="18"/>
+                <w:color w:val="000000"/>
+              </w:rPr>
+            </w:pPr>
+            <w:r>
+              <w:rPr>
+                <w:rFonts w:ascii="Arial" w:hAnsi="Arial" w:eastAsia="Arial" w:cs="Arial"/>
+                <w:i w:val="false"/>
+                <w:b w:val="false"/>
+                <w:u w:val="none"/>
+                <w:strike w:val="false"/>
+                <w:sz w:val="18"/>
+                <w:szCs w:val="18"/>
+                <w:color w:val="000000"/>
+              </w:rPr>
+              <w:t xml:space="preserve">6 (2.7)</w:t>
             </w:r>
           </w:p>
         </w:tc>
@@ -3046,7 +3046,7 @@
               <w:left w:val="single" w:sz="3" w:space="0" w:color="CCCCCC"/>
               <w:right w:val="single" w:sz="8" w:space="0" w:color="666666"/>
             </w:tcBorders>
-            <w:shd w:val="clear" w:color="auto" w:fill="F2F2F2"/>
+            <w:shd w:val="clear" w:color="auto" w:fill="FFFFFF"/>
             <w:tcMar>
               <w:top w:w="0" w:type="dxa"/>
               <w:bottom w:w="0" w:type="dxa"/>
@@ -3070,26 +3070,26 @@
               <w:rPr>
                 <w:rFonts w:ascii="Arial" w:hAnsi="Arial" w:eastAsia="Arial" w:cs="Arial"/>
                 <w:i w:val="false"/>
-                <w:b w:val="true"/>
-                <w:u w:val="none"/>
-                <w:strike w:val="false"/>
-                <w:sz w:val="18"/>
-                <w:szCs w:val="18"/>
-                <w:color w:val="000000"/>
-              </w:rPr>
-            </w:pPr>
-            <w:r>
-              <w:rPr>
-                <w:rFonts w:ascii="Arial" w:hAnsi="Arial" w:eastAsia="Arial" w:cs="Arial"/>
-                <w:i w:val="false"/>
-                <w:b w:val="true"/>
-                <w:u w:val="none"/>
-                <w:strike w:val="false"/>
-                <w:sz w:val="18"/>
-                <w:szCs w:val="18"/>
-                <w:color w:val="000000"/>
-              </w:rPr>
-              <w:t xml:space="preserve">—</w:t>
+                <w:b w:val="false"/>
+                <w:u w:val="none"/>
+                <w:strike w:val="false"/>
+                <w:sz w:val="18"/>
+                <w:szCs w:val="18"/>
+                <w:color w:val="000000"/>
+              </w:rPr>
+            </w:pPr>
+            <w:r>
+              <w:rPr>
+                <w:rFonts w:ascii="Arial" w:hAnsi="Arial" w:eastAsia="Arial" w:cs="Arial"/>
+                <w:i w:val="false"/>
+                <w:b w:val="false"/>
+                <w:u w:val="none"/>
+                <w:strike w:val="false"/>
+                <w:sz w:val="18"/>
+                <w:szCs w:val="18"/>
+                <w:color w:val="000000"/>
+              </w:rPr>
+              <w:t xml:space="preserve">10 (4.5)</w:t>
             </w:r>
           </w:p>
         </w:tc>
@@ -3204,7 +3204,7 @@
                 <w:szCs w:val="18"/>
                 <w:color w:val="000000"/>
               </w:rPr>
-              <w:t xml:space="preserve">2 (0.9)</w:t>
+              <w:t xml:space="preserve">10 (4.4)</w:t>
             </w:r>
           </w:p>
         </w:tc>
@@ -3259,7 +3259,7 @@
                 <w:szCs w:val="18"/>
                 <w:color w:val="000000"/>
               </w:rPr>
-              <w:t xml:space="preserve">1 (0.4)</w:t>
+              <w:t xml:space="preserve">4 (1.8)</w:t>
             </w:r>
           </w:p>
         </w:tc>
@@ -3276,7 +3276,7 @@
               <w:left w:val="single" w:sz="8" w:space="0" w:color="666666"/>
               <w:right w:val="single" w:sz="3" w:space="0" w:color="CCCCCC"/>
             </w:tcBorders>
-            <w:shd w:val="clear" w:color="auto" w:fill="FFFFFF"/>
+            <w:shd w:val="clear" w:color="auto" w:fill="F2F2F2"/>
             <w:tcMar>
               <w:top w:w="0" w:type="dxa"/>
               <w:bottom w:w="0" w:type="dxa"/>
@@ -3296,30 +3296,30 @@
                 <w:right w:val="none" w:sz="0" w:space="0" w:color="000000"/>
               </w:pBdr>
               <w:spacing w:after="40" w:before="40" w:line="240"/>
-              <w:ind w:left="300" w:right="100" w:firstLine="0" w:firstLineChars="0"/>
-              <w:rPr>
-                <w:rFonts w:ascii="Arial" w:hAnsi="Arial" w:eastAsia="Arial" w:cs="Arial"/>
-                <w:i w:val="false"/>
-                <w:b w:val="false"/>
-                <w:u w:val="none"/>
-                <w:strike w:val="false"/>
-                <w:sz w:val="18"/>
-                <w:szCs w:val="18"/>
-                <w:color w:val="000000"/>
-              </w:rPr>
-            </w:pPr>
-            <w:r>
-              <w:rPr>
-                <w:rFonts w:ascii="Arial" w:hAnsi="Arial" w:eastAsia="Arial" w:cs="Arial"/>
-                <w:i w:val="false"/>
-                <w:b w:val="false"/>
-                <w:u w:val="none"/>
-                <w:strike w:val="false"/>
-                <w:sz w:val="18"/>
-                <w:szCs w:val="18"/>
-                <w:color w:val="000000"/>
-              </w:rPr>
-              <w:t xml:space="preserve">Nervous system disorders</w:t>
+              <w:ind w:left="100" w:right="100" w:firstLine="0" w:firstLineChars="0"/>
+              <w:rPr>
+                <w:rFonts w:ascii="Arial" w:hAnsi="Arial" w:eastAsia="Arial" w:cs="Arial"/>
+                <w:i w:val="false"/>
+                <w:b w:val="true"/>
+                <w:u w:val="none"/>
+                <w:strike w:val="false"/>
+                <w:sz w:val="18"/>
+                <w:szCs w:val="18"/>
+                <w:color w:val="1F3864"/>
+              </w:rPr>
+            </w:pPr>
+            <w:r>
+              <w:rPr>
+                <w:rFonts w:ascii="Arial" w:hAnsi="Arial" w:eastAsia="Arial" w:cs="Arial"/>
+                <w:i w:val="false"/>
+                <w:b w:val="true"/>
+                <w:u w:val="none"/>
+                <w:strike w:val="false"/>
+                <w:sz w:val="18"/>
+                <w:szCs w:val="18"/>
+                <w:color w:val="1F3864"/>
+              </w:rPr>
+              <w:t xml:space="preserve">Metabolism and nutrition disorders</w:t>
             </w:r>
           </w:p>
         </w:tc>
@@ -3331,7 +3331,7 @@
               <w:left w:val="single" w:sz="3" w:space="0" w:color="CCCCCC"/>
               <w:right w:val="single" w:sz="3" w:space="0" w:color="CCCCCC"/>
             </w:tcBorders>
-            <w:shd w:val="clear" w:color="auto" w:fill="FFFFFF"/>
+            <w:shd w:val="clear" w:color="auto" w:fill="F2F2F2"/>
             <w:tcMar>
               <w:top w:w="0" w:type="dxa"/>
               <w:bottom w:w="0" w:type="dxa"/>
@@ -3355,26 +3355,26 @@
               <w:rPr>
                 <w:rFonts w:ascii="Arial" w:hAnsi="Arial" w:eastAsia="Arial" w:cs="Arial"/>
                 <w:i w:val="false"/>
-                <w:b w:val="false"/>
-                <w:u w:val="none"/>
-                <w:strike w:val="false"/>
-                <w:sz w:val="18"/>
-                <w:szCs w:val="18"/>
-                <w:color w:val="000000"/>
-              </w:rPr>
-            </w:pPr>
-            <w:r>
-              <w:rPr>
-                <w:rFonts w:ascii="Arial" w:hAnsi="Arial" w:eastAsia="Arial" w:cs="Arial"/>
-                <w:i w:val="false"/>
-                <w:b w:val="false"/>
-                <w:u w:val="none"/>
-                <w:strike w:val="false"/>
-                <w:sz w:val="18"/>
-                <w:szCs w:val="18"/>
-                <w:color w:val="000000"/>
-              </w:rPr>
-              <w:t xml:space="preserve">2 (0.9)</w:t>
+                <w:b w:val="true"/>
+                <w:u w:val="none"/>
+                <w:strike w:val="false"/>
+                <w:sz w:val="18"/>
+                <w:szCs w:val="18"/>
+                <w:color w:val="000000"/>
+              </w:rPr>
+            </w:pPr>
+            <w:r>
+              <w:rPr>
+                <w:rFonts w:ascii="Arial" w:hAnsi="Arial" w:eastAsia="Arial" w:cs="Arial"/>
+                <w:i w:val="false"/>
+                <w:b w:val="true"/>
+                <w:u w:val="none"/>
+                <w:strike w:val="false"/>
+                <w:sz w:val="18"/>
+                <w:szCs w:val="18"/>
+                <w:color w:val="000000"/>
+              </w:rPr>
+              <w:t xml:space="preserve">3 (1.3)</w:t>
             </w:r>
           </w:p>
         </w:tc>
@@ -3386,7 +3386,7 @@
               <w:left w:val="single" w:sz="3" w:space="0" w:color="CCCCCC"/>
               <w:right w:val="single" w:sz="8" w:space="0" w:color="666666"/>
             </w:tcBorders>
-            <w:shd w:val="clear" w:color="auto" w:fill="FFFFFF"/>
+            <w:shd w:val="clear" w:color="auto" w:fill="F2F2F2"/>
             <w:tcMar>
               <w:top w:w="0" w:type="dxa"/>
               <w:bottom w:w="0" w:type="dxa"/>
@@ -3410,26 +3410,26 @@
               <w:rPr>
                 <w:rFonts w:ascii="Arial" w:hAnsi="Arial" w:eastAsia="Arial" w:cs="Arial"/>
                 <w:i w:val="false"/>
-                <w:b w:val="false"/>
-                <w:u w:val="none"/>
-                <w:strike w:val="false"/>
-                <w:sz w:val="18"/>
-                <w:szCs w:val="18"/>
-                <w:color w:val="000000"/>
-              </w:rPr>
-            </w:pPr>
-            <w:r>
-              <w:rPr>
-                <w:rFonts w:ascii="Arial" w:hAnsi="Arial" w:eastAsia="Arial" w:cs="Arial"/>
-                <w:i w:val="false"/>
-                <w:b w:val="false"/>
-                <w:u w:val="none"/>
-                <w:strike w:val="false"/>
-                <w:sz w:val="18"/>
-                <w:szCs w:val="18"/>
-                <w:color w:val="000000"/>
-              </w:rPr>
-              <w:t xml:space="preserve">0 (0.0)</w:t>
+                <w:b w:val="true"/>
+                <w:u w:val="none"/>
+                <w:strike w:val="false"/>
+                <w:sz w:val="18"/>
+                <w:szCs w:val="18"/>
+                <w:color w:val="000000"/>
+              </w:rPr>
+            </w:pPr>
+            <w:r>
+              <w:rPr>
+                <w:rFonts w:ascii="Arial" w:hAnsi="Arial" w:eastAsia="Arial" w:cs="Arial"/>
+                <w:i w:val="false"/>
+                <w:b w:val="true"/>
+                <w:u w:val="none"/>
+                <w:strike w:val="false"/>
+                <w:sz w:val="18"/>
+                <w:szCs w:val="18"/>
+                <w:color w:val="000000"/>
+              </w:rPr>
+              <w:t xml:space="preserve">8 (3.6)</w:t>
             </w:r>
           </w:p>
         </w:tc>
@@ -3489,7 +3489,7 @@
                 <w:szCs w:val="18"/>
                 <w:color w:val="000000"/>
               </w:rPr>
-              <w:t xml:space="preserve">Nervous system disorders</w:t>
+              <w:t xml:space="preserve">  Decreased appetite</w:t>
             </w:r>
           </w:p>
         </w:tc>
@@ -3544,7 +3544,7 @@
                 <w:szCs w:val="18"/>
                 <w:color w:val="000000"/>
               </w:rPr>
-              <w:t xml:space="preserve">—</w:t>
+              <w:t xml:space="preserve">3 (1.3)</w:t>
             </w:r>
           </w:p>
         </w:tc>
@@ -3599,7 +3599,7 @@
                 <w:szCs w:val="18"/>
                 <w:color w:val="000000"/>
               </w:rPr>
-              <w:t xml:space="preserve">—</w:t>
+              <w:t xml:space="preserve">8 (3.6)</w:t>
             </w:r>
           </w:p>
         </w:tc>
@@ -3616,7 +3616,7 @@
               <w:left w:val="single" w:sz="8" w:space="0" w:color="666666"/>
               <w:right w:val="single" w:sz="3" w:space="0" w:color="CCCCCC"/>
             </w:tcBorders>
-            <w:shd w:val="clear" w:color="auto" w:fill="FFFFFF"/>
+            <w:shd w:val="clear" w:color="auto" w:fill="F2F2F2"/>
             <w:tcMar>
               <w:top w:w="0" w:type="dxa"/>
               <w:bottom w:w="0" w:type="dxa"/>
@@ -3640,26 +3640,26 @@
               <w:rPr>
                 <w:rFonts w:ascii="Arial" w:hAnsi="Arial" w:eastAsia="Arial" w:cs="Arial"/>
                 <w:i w:val="false"/>
-                <w:b w:val="false"/>
-                <w:u w:val="none"/>
-                <w:strike w:val="false"/>
-                <w:sz w:val="18"/>
-                <w:szCs w:val="18"/>
-                <w:color w:val="000000"/>
-              </w:rPr>
-            </w:pPr>
-            <w:r>
-              <w:rPr>
-                <w:rFonts w:ascii="Arial" w:hAnsi="Arial" w:eastAsia="Arial" w:cs="Arial"/>
-                <w:i w:val="false"/>
-                <w:b w:val="false"/>
-                <w:u w:val="none"/>
-                <w:strike w:val="false"/>
-                <w:sz w:val="18"/>
-                <w:szCs w:val="18"/>
-                <w:color w:val="000000"/>
-              </w:rPr>
-              <w:t xml:space="preserve">  Peripheral neuropathy</w:t>
+                <w:b w:val="true"/>
+                <w:u w:val="none"/>
+                <w:strike w:val="false"/>
+                <w:sz w:val="18"/>
+                <w:szCs w:val="18"/>
+                <w:color w:val="1F3864"/>
+              </w:rPr>
+            </w:pPr>
+            <w:r>
+              <w:rPr>
+                <w:rFonts w:ascii="Arial" w:hAnsi="Arial" w:eastAsia="Arial" w:cs="Arial"/>
+                <w:i w:val="false"/>
+                <w:b w:val="true"/>
+                <w:u w:val="none"/>
+                <w:strike w:val="false"/>
+                <w:sz w:val="18"/>
+                <w:szCs w:val="18"/>
+                <w:color w:val="1F3864"/>
+              </w:rPr>
+              <w:t xml:space="preserve">Nervous system disorders</w:t>
             </w:r>
           </w:p>
         </w:tc>
@@ -3671,7 +3671,7 @@
               <w:left w:val="single" w:sz="3" w:space="0" w:color="CCCCCC"/>
               <w:right w:val="single" w:sz="3" w:space="0" w:color="CCCCCC"/>
             </w:tcBorders>
-            <w:shd w:val="clear" w:color="auto" w:fill="FFFFFF"/>
+            <w:shd w:val="clear" w:color="auto" w:fill="F2F2F2"/>
             <w:tcMar>
               <w:top w:w="0" w:type="dxa"/>
               <w:bottom w:w="0" w:type="dxa"/>
@@ -3695,26 +3695,26 @@
               <w:rPr>
                 <w:rFonts w:ascii="Arial" w:hAnsi="Arial" w:eastAsia="Arial" w:cs="Arial"/>
                 <w:i w:val="false"/>
-                <w:b w:val="false"/>
-                <w:u w:val="none"/>
-                <w:strike w:val="false"/>
-                <w:sz w:val="18"/>
-                <w:szCs w:val="18"/>
-                <w:color w:val="000000"/>
-              </w:rPr>
-            </w:pPr>
-            <w:r>
-              <w:rPr>
-                <w:rFonts w:ascii="Arial" w:hAnsi="Arial" w:eastAsia="Arial" w:cs="Arial"/>
-                <w:i w:val="false"/>
-                <w:b w:val="false"/>
-                <w:u w:val="none"/>
-                <w:strike w:val="false"/>
-                <w:sz w:val="18"/>
-                <w:szCs w:val="18"/>
-                <w:color w:val="000000"/>
-              </w:rPr>
-              <w:t xml:space="preserve">0 (0.0)</w:t>
+                <w:b w:val="true"/>
+                <w:u w:val="none"/>
+                <w:strike w:val="false"/>
+                <w:sz w:val="18"/>
+                <w:szCs w:val="18"/>
+                <w:color w:val="000000"/>
+              </w:rPr>
+            </w:pPr>
+            <w:r>
+              <w:rPr>
+                <w:rFonts w:ascii="Arial" w:hAnsi="Arial" w:eastAsia="Arial" w:cs="Arial"/>
+                <w:i w:val="false"/>
+                <w:b w:val="true"/>
+                <w:u w:val="none"/>
+                <w:strike w:val="false"/>
+                <w:sz w:val="18"/>
+                <w:szCs w:val="18"/>
+                <w:color w:val="000000"/>
+              </w:rPr>
+              <w:t xml:space="preserve">5 (2.2)</w:t>
             </w:r>
           </w:p>
         </w:tc>
@@ -3726,7 +3726,7 @@
               <w:left w:val="single" w:sz="3" w:space="0" w:color="CCCCCC"/>
               <w:right w:val="single" w:sz="8" w:space="0" w:color="666666"/>
             </w:tcBorders>
-            <w:shd w:val="clear" w:color="auto" w:fill="FFFFFF"/>
+            <w:shd w:val="clear" w:color="auto" w:fill="F2F2F2"/>
             <w:tcMar>
               <w:top w:w="0" w:type="dxa"/>
               <w:bottom w:w="0" w:type="dxa"/>
@@ -3750,26 +3750,26 @@
               <w:rPr>
                 <w:rFonts w:ascii="Arial" w:hAnsi="Arial" w:eastAsia="Arial" w:cs="Arial"/>
                 <w:i w:val="false"/>
-                <w:b w:val="false"/>
-                <w:u w:val="none"/>
-                <w:strike w:val="false"/>
-                <w:sz w:val="18"/>
-                <w:szCs w:val="18"/>
-                <w:color w:val="000000"/>
-              </w:rPr>
-            </w:pPr>
-            <w:r>
-              <w:rPr>
-                <w:rFonts w:ascii="Arial" w:hAnsi="Arial" w:eastAsia="Arial" w:cs="Arial"/>
-                <w:i w:val="false"/>
-                <w:b w:val="false"/>
-                <w:u w:val="none"/>
-                <w:strike w:val="false"/>
-                <w:sz w:val="18"/>
-                <w:szCs w:val="18"/>
-                <w:color w:val="000000"/>
-              </w:rPr>
-              <w:t xml:space="preserve">2 (0.9)</w:t>
+                <w:b w:val="true"/>
+                <w:u w:val="none"/>
+                <w:strike w:val="false"/>
+                <w:sz w:val="18"/>
+                <w:szCs w:val="18"/>
+                <w:color w:val="000000"/>
+              </w:rPr>
+            </w:pPr>
+            <w:r>
+              <w:rPr>
+                <w:rFonts w:ascii="Arial" w:hAnsi="Arial" w:eastAsia="Arial" w:cs="Arial"/>
+                <w:i w:val="false"/>
+                <w:b w:val="true"/>
+                <w:u w:val="none"/>
+                <w:strike w:val="false"/>
+                <w:sz w:val="18"/>
+                <w:szCs w:val="18"/>
+                <w:color w:val="000000"/>
+              </w:rPr>
+              <w:t xml:space="preserve">3 (1.3)</w:t>
             </w:r>
           </w:p>
         </w:tc>
@@ -3806,30 +3806,30 @@
                 <w:right w:val="none" w:sz="0" w:space="0" w:color="000000"/>
               </w:pBdr>
               <w:spacing w:after="40" w:before="40" w:line="240"/>
-              <w:ind w:left="100" w:right="100" w:firstLine="0" w:firstLineChars="0"/>
-              <w:rPr>
-                <w:rFonts w:ascii="Arial" w:hAnsi="Arial" w:eastAsia="Arial" w:cs="Arial"/>
-                <w:i w:val="false"/>
-                <w:b w:val="false"/>
-                <w:u w:val="none"/>
-                <w:strike w:val="false"/>
-                <w:sz w:val="18"/>
-                <w:szCs w:val="18"/>
-                <w:color w:val="000000"/>
-              </w:rPr>
-            </w:pPr>
-            <w:r>
-              <w:rPr>
-                <w:rFonts w:ascii="Arial" w:hAnsi="Arial" w:eastAsia="Arial" w:cs="Arial"/>
-                <w:i w:val="false"/>
-                <w:b w:val="false"/>
-                <w:u w:val="none"/>
-                <w:strike w:val="false"/>
-                <w:sz w:val="18"/>
-                <w:szCs w:val="18"/>
-                <w:color w:val="000000"/>
-              </w:rPr>
-              <w:t xml:space="preserve">Skin and subcutaneous tissue disorders</w:t>
+              <w:ind w:left="300" w:right="100" w:firstLine="0" w:firstLineChars="0"/>
+              <w:rPr>
+                <w:rFonts w:ascii="Arial" w:hAnsi="Arial" w:eastAsia="Arial" w:cs="Arial"/>
+                <w:i w:val="false"/>
+                <w:b w:val="false"/>
+                <w:u w:val="none"/>
+                <w:strike w:val="false"/>
+                <w:sz w:val="18"/>
+                <w:szCs w:val="18"/>
+                <w:color w:val="000000"/>
+              </w:rPr>
+            </w:pPr>
+            <w:r>
+              <w:rPr>
+                <w:rFonts w:ascii="Arial" w:hAnsi="Arial" w:eastAsia="Arial" w:cs="Arial"/>
+                <w:i w:val="false"/>
+                <w:b w:val="false"/>
+                <w:u w:val="none"/>
+                <w:strike w:val="false"/>
+                <w:sz w:val="18"/>
+                <w:szCs w:val="18"/>
+                <w:color w:val="000000"/>
+              </w:rPr>
+              <w:t xml:space="preserve">  Peripheral neuropathy</w:t>
             </w:r>
           </w:p>
         </w:tc>
@@ -3884,7 +3884,7 @@
                 <w:szCs w:val="18"/>
                 <w:color w:val="000000"/>
               </w:rPr>
-              <w:t xml:space="preserve">2 (0.9)</w:t>
+              <w:t xml:space="preserve">5 (2.2)</w:t>
             </w:r>
           </w:p>
         </w:tc>
@@ -3939,7 +3939,7 @@
                 <w:szCs w:val="18"/>
                 <w:color w:val="000000"/>
               </w:rPr>
-              <w:t xml:space="preserve">5 (2.2)</w:t>
+              <w:t xml:space="preserve">3 (1.3)</w:t>
             </w:r>
           </w:p>
         </w:tc>
@@ -3956,7 +3956,7 @@
               <w:left w:val="single" w:sz="8" w:space="0" w:color="666666"/>
               <w:right w:val="single" w:sz="3" w:space="0" w:color="CCCCCC"/>
             </w:tcBorders>
-            <w:shd w:val="clear" w:color="auto" w:fill="FFFFFF"/>
+            <w:shd w:val="clear" w:color="auto" w:fill="F2F2F2"/>
             <w:tcMar>
               <w:top w:w="0" w:type="dxa"/>
               <w:bottom w:w="0" w:type="dxa"/>
@@ -3980,26 +3980,26 @@
               <w:rPr>
                 <w:rFonts w:ascii="Arial" w:hAnsi="Arial" w:eastAsia="Arial" w:cs="Arial"/>
                 <w:i w:val="false"/>
-                <w:b w:val="false"/>
-                <w:u w:val="none"/>
-                <w:strike w:val="false"/>
-                <w:sz w:val="18"/>
-                <w:szCs w:val="18"/>
-                <w:color w:val="000000"/>
-              </w:rPr>
-            </w:pPr>
-            <w:r>
-              <w:rPr>
-                <w:rFonts w:ascii="Arial" w:hAnsi="Arial" w:eastAsia="Arial" w:cs="Arial"/>
-                <w:i w:val="false"/>
-                <w:b w:val="false"/>
-                <w:u w:val="none"/>
-                <w:strike w:val="false"/>
-                <w:sz w:val="18"/>
-                <w:szCs w:val="18"/>
-                <w:color w:val="000000"/>
-              </w:rPr>
-              <w:t xml:space="preserve">Skin and subcutaneous tissue disorders</w:t>
+                <w:b w:val="true"/>
+                <w:u w:val="none"/>
+                <w:strike w:val="false"/>
+                <w:sz w:val="18"/>
+                <w:szCs w:val="18"/>
+                <w:color w:val="1F3864"/>
+              </w:rPr>
+            </w:pPr>
+            <w:r>
+              <w:rPr>
+                <w:rFonts w:ascii="Arial" w:hAnsi="Arial" w:eastAsia="Arial" w:cs="Arial"/>
+                <w:i w:val="false"/>
+                <w:b w:val="true"/>
+                <w:u w:val="none"/>
+                <w:strike w:val="false"/>
+                <w:sz w:val="18"/>
+                <w:szCs w:val="18"/>
+                <w:color w:val="1F3864"/>
+              </w:rPr>
+              <w:t xml:space="preserve">Respiratory, thoracic and mediastinal disorders</w:t>
             </w:r>
           </w:p>
         </w:tc>
@@ -4011,7 +4011,7 @@
               <w:left w:val="single" w:sz="3" w:space="0" w:color="CCCCCC"/>
               <w:right w:val="single" w:sz="3" w:space="0" w:color="CCCCCC"/>
             </w:tcBorders>
-            <w:shd w:val="clear" w:color="auto" w:fill="FFFFFF"/>
+            <w:shd w:val="clear" w:color="auto" w:fill="F2F2F2"/>
             <w:tcMar>
               <w:top w:w="0" w:type="dxa"/>
               <w:bottom w:w="0" w:type="dxa"/>
@@ -4035,26 +4035,26 @@
               <w:rPr>
                 <w:rFonts w:ascii="Arial" w:hAnsi="Arial" w:eastAsia="Arial" w:cs="Arial"/>
                 <w:i w:val="false"/>
-                <w:b w:val="false"/>
-                <w:u w:val="none"/>
-                <w:strike w:val="false"/>
-                <w:sz w:val="18"/>
-                <w:szCs w:val="18"/>
-                <w:color w:val="000000"/>
-              </w:rPr>
-            </w:pPr>
-            <w:r>
-              <w:rPr>
-                <w:rFonts w:ascii="Arial" w:hAnsi="Arial" w:eastAsia="Arial" w:cs="Arial"/>
-                <w:i w:val="false"/>
-                <w:b w:val="false"/>
-                <w:u w:val="none"/>
-                <w:strike w:val="false"/>
-                <w:sz w:val="18"/>
-                <w:szCs w:val="18"/>
-                <w:color w:val="000000"/>
-              </w:rPr>
-              <w:t xml:space="preserve">—</w:t>
+                <w:b w:val="true"/>
+                <w:u w:val="none"/>
+                <w:strike w:val="false"/>
+                <w:sz w:val="18"/>
+                <w:szCs w:val="18"/>
+                <w:color w:val="000000"/>
+              </w:rPr>
+            </w:pPr>
+            <w:r>
+              <w:rPr>
+                <w:rFonts w:ascii="Arial" w:hAnsi="Arial" w:eastAsia="Arial" w:cs="Arial"/>
+                <w:i w:val="false"/>
+                <w:b w:val="true"/>
+                <w:u w:val="none"/>
+                <w:strike w:val="false"/>
+                <w:sz w:val="18"/>
+                <w:szCs w:val="18"/>
+                <w:color w:val="000000"/>
+              </w:rPr>
+              <w:t xml:space="preserve">6 (2.7)</w:t>
             </w:r>
           </w:p>
         </w:tc>
@@ -4066,7 +4066,7 @@
               <w:left w:val="single" w:sz="3" w:space="0" w:color="CCCCCC"/>
               <w:right w:val="single" w:sz="8" w:space="0" w:color="666666"/>
             </w:tcBorders>
-            <w:shd w:val="clear" w:color="auto" w:fill="FFFFFF"/>
+            <w:shd w:val="clear" w:color="auto" w:fill="F2F2F2"/>
             <w:tcMar>
               <w:top w:w="0" w:type="dxa"/>
               <w:bottom w:w="0" w:type="dxa"/>
@@ -4090,26 +4090,26 @@
               <w:rPr>
                 <w:rFonts w:ascii="Arial" w:hAnsi="Arial" w:eastAsia="Arial" w:cs="Arial"/>
                 <w:i w:val="false"/>
-                <w:b w:val="false"/>
-                <w:u w:val="none"/>
-                <w:strike w:val="false"/>
-                <w:sz w:val="18"/>
-                <w:szCs w:val="18"/>
-                <w:color w:val="000000"/>
-              </w:rPr>
-            </w:pPr>
-            <w:r>
-              <w:rPr>
-                <w:rFonts w:ascii="Arial" w:hAnsi="Arial" w:eastAsia="Arial" w:cs="Arial"/>
-                <w:i w:val="false"/>
-                <w:b w:val="false"/>
-                <w:u w:val="none"/>
-                <w:strike w:val="false"/>
-                <w:sz w:val="18"/>
-                <w:szCs w:val="18"/>
-                <w:color w:val="000000"/>
-              </w:rPr>
-              <w:t xml:space="preserve">—</w:t>
+                <w:b w:val="true"/>
+                <w:u w:val="none"/>
+                <w:strike w:val="false"/>
+                <w:sz w:val="18"/>
+                <w:szCs w:val="18"/>
+                <w:color w:val="000000"/>
+              </w:rPr>
+            </w:pPr>
+            <w:r>
+              <w:rPr>
+                <w:rFonts w:ascii="Arial" w:hAnsi="Arial" w:eastAsia="Arial" w:cs="Arial"/>
+                <w:i w:val="false"/>
+                <w:b w:val="true"/>
+                <w:u w:val="none"/>
+                <w:strike w:val="false"/>
+                <w:sz w:val="18"/>
+                <w:szCs w:val="18"/>
+                <w:color w:val="000000"/>
+              </w:rPr>
+              <w:t xml:space="preserve">7 (3.1)</w:t>
             </w:r>
           </w:p>
         </w:tc>
@@ -4146,30 +4146,30 @@
                 <w:right w:val="none" w:sz="0" w:space="0" w:color="000000"/>
               </w:pBdr>
               <w:spacing w:after="40" w:before="40" w:line="240"/>
-              <w:ind w:left="100" w:right="100" w:firstLine="0" w:firstLineChars="0"/>
-              <w:rPr>
-                <w:rFonts w:ascii="Arial" w:hAnsi="Arial" w:eastAsia="Arial" w:cs="Arial"/>
-                <w:i w:val="false"/>
-                <w:b w:val="false"/>
-                <w:u w:val="none"/>
-                <w:strike w:val="false"/>
-                <w:sz w:val="18"/>
-                <w:szCs w:val="18"/>
-                <w:color w:val="000000"/>
-              </w:rPr>
-            </w:pPr>
-            <w:r>
-              <w:rPr>
-                <w:rFonts w:ascii="Arial" w:hAnsi="Arial" w:eastAsia="Arial" w:cs="Arial"/>
-                <w:i w:val="false"/>
-                <w:b w:val="false"/>
-                <w:u w:val="none"/>
-                <w:strike w:val="false"/>
-                <w:sz w:val="18"/>
-                <w:szCs w:val="18"/>
-                <w:color w:val="000000"/>
-              </w:rPr>
-              <w:t xml:space="preserve">  Pruritus</w:t>
+              <w:ind w:left="300" w:right="100" w:firstLine="0" w:firstLineChars="0"/>
+              <w:rPr>
+                <w:rFonts w:ascii="Arial" w:hAnsi="Arial" w:eastAsia="Arial" w:cs="Arial"/>
+                <w:i w:val="false"/>
+                <w:b w:val="false"/>
+                <w:u w:val="none"/>
+                <w:strike w:val="false"/>
+                <w:sz w:val="18"/>
+                <w:szCs w:val="18"/>
+                <w:color w:val="000000"/>
+              </w:rPr>
+            </w:pPr>
+            <w:r>
+              <w:rPr>
+                <w:rFonts w:ascii="Arial" w:hAnsi="Arial" w:eastAsia="Arial" w:cs="Arial"/>
+                <w:i w:val="false"/>
+                <w:b w:val="false"/>
+                <w:u w:val="none"/>
+                <w:strike w:val="false"/>
+                <w:sz w:val="18"/>
+                <w:szCs w:val="18"/>
+                <w:color w:val="000000"/>
+              </w:rPr>
+              <w:t xml:space="preserve">  Dyspnoea</w:t>
             </w:r>
           </w:p>
         </w:tc>
@@ -4224,7 +4224,7 @@
                 <w:szCs w:val="18"/>
                 <w:color w:val="000000"/>
               </w:rPr>
-              <w:t xml:space="preserve">3 (1.3)</w:t>
+              <w:t xml:space="preserve">6 (2.7)</w:t>
             </w:r>
           </w:p>
         </w:tc>
@@ -4279,7 +4279,7 @@
                 <w:szCs w:val="18"/>
                 <w:color w:val="000000"/>
               </w:rPr>
-              <w:t xml:space="preserve">0 (0.0)</w:t>
+              <w:t xml:space="preserve">4 (1.8)</w:t>
             </w:r>
           </w:p>
         </w:tc>
@@ -4316,30 +4316,30 @@
                 <w:right w:val="none" w:sz="0" w:space="0" w:color="000000"/>
               </w:pBdr>
               <w:spacing w:after="40" w:before="40" w:line="240"/>
-              <w:ind w:left="100" w:right="100" w:firstLine="0" w:firstLineChars="0"/>
-              <w:rPr>
-                <w:rFonts w:ascii="Arial" w:hAnsi="Arial" w:eastAsia="Arial" w:cs="Arial"/>
-                <w:i w:val="false"/>
-                <w:b w:val="false"/>
-                <w:u w:val="none"/>
-                <w:strike w:val="false"/>
-                <w:sz w:val="18"/>
-                <w:szCs w:val="18"/>
-                <w:color w:val="000000"/>
-              </w:rPr>
-            </w:pPr>
-            <w:r>
-              <w:rPr>
-                <w:rFonts w:ascii="Arial" w:hAnsi="Arial" w:eastAsia="Arial" w:cs="Arial"/>
-                <w:i w:val="false"/>
-                <w:b w:val="false"/>
-                <w:u w:val="none"/>
-                <w:strike w:val="false"/>
-                <w:sz w:val="18"/>
-                <w:szCs w:val="18"/>
-                <w:color w:val="000000"/>
-              </w:rPr>
-              <w:t xml:space="preserve">  Alopecia</w:t>
+              <w:ind w:left="300" w:right="100" w:firstLine="0" w:firstLineChars="0"/>
+              <w:rPr>
+                <w:rFonts w:ascii="Arial" w:hAnsi="Arial" w:eastAsia="Arial" w:cs="Arial"/>
+                <w:i w:val="false"/>
+                <w:b w:val="false"/>
+                <w:u w:val="none"/>
+                <w:strike w:val="false"/>
+                <w:sz w:val="18"/>
+                <w:szCs w:val="18"/>
+                <w:color w:val="000000"/>
+              </w:rPr>
+            </w:pPr>
+            <w:r>
+              <w:rPr>
+                <w:rFonts w:ascii="Arial" w:hAnsi="Arial" w:eastAsia="Arial" w:cs="Arial"/>
+                <w:i w:val="false"/>
+                <w:b w:val="false"/>
+                <w:u w:val="none"/>
+                <w:strike w:val="false"/>
+                <w:sz w:val="18"/>
+                <w:szCs w:val="18"/>
+                <w:color w:val="000000"/>
+              </w:rPr>
+              <w:t xml:space="preserve">  Pneumonitis</w:t>
             </w:r>
           </w:p>
         </w:tc>
@@ -4394,7 +4394,7 @@
                 <w:szCs w:val="18"/>
                 <w:color w:val="000000"/>
               </w:rPr>
-              <w:t xml:space="preserve">1 (0.4)</w:t>
+              <w:t xml:space="preserve">0 (0.0)</w:t>
             </w:r>
           </w:p>
         </w:tc>
@@ -4449,7 +4449,7 @@
                 <w:szCs w:val="18"/>
                 <w:color w:val="000000"/>
               </w:rPr>
-              <w:t xml:space="preserve">2 (0.9)</w:t>
+              <w:t xml:space="preserve">3 (1.3)</w:t>
             </w:r>
           </w:p>
         </w:tc>
@@ -4461,12 +4461,12 @@
         <w:tc>
           <w:tcPr>
             <w:tcBorders>
-              <w:bottom w:val="single" w:sz="8" w:space="0" w:color="666666"/>
+              <w:bottom w:val="single" w:sz="3" w:space="0" w:color="CCCCCC"/>
               <w:top w:val="single" w:sz="3" w:space="0" w:color="CCCCCC"/>
               <w:left w:val="single" w:sz="8" w:space="0" w:color="666666"/>
               <w:right w:val="single" w:sz="3" w:space="0" w:color="CCCCCC"/>
             </w:tcBorders>
-            <w:shd w:val="clear" w:color="auto" w:fill="FFFFFF"/>
+            <w:shd w:val="clear" w:color="auto" w:fill="F2F2F2"/>
             <w:tcMar>
               <w:top w:w="0" w:type="dxa"/>
               <w:bottom w:w="0" w:type="dxa"/>
@@ -4490,38 +4490,38 @@
               <w:rPr>
                 <w:rFonts w:ascii="Arial" w:hAnsi="Arial" w:eastAsia="Arial" w:cs="Arial"/>
                 <w:i w:val="false"/>
-                <w:b w:val="false"/>
-                <w:u w:val="none"/>
-                <w:strike w:val="false"/>
-                <w:sz w:val="18"/>
-                <w:szCs w:val="18"/>
-                <w:color w:val="000000"/>
-              </w:rPr>
-            </w:pPr>
-            <w:r>
-              <w:rPr>
-                <w:rFonts w:ascii="Arial" w:hAnsi="Arial" w:eastAsia="Arial" w:cs="Arial"/>
-                <w:i w:val="false"/>
-                <w:b w:val="false"/>
-                <w:u w:val="none"/>
-                <w:strike w:val="false"/>
-                <w:sz w:val="18"/>
-                <w:szCs w:val="18"/>
-                <w:color w:val="000000"/>
-              </w:rPr>
-              <w:t xml:space="preserve">  Rash</w:t>
-            </w:r>
-          </w:p>
-        </w:tc>
-        <w:tc>
-          <w:tcPr>
-            <w:tcBorders>
-              <w:bottom w:val="single" w:sz="8" w:space="0" w:color="666666"/>
+                <w:b w:val="true"/>
+                <w:u w:val="none"/>
+                <w:strike w:val="false"/>
+                <w:sz w:val="18"/>
+                <w:szCs w:val="18"/>
+                <w:color w:val="1F3864"/>
+              </w:rPr>
+            </w:pPr>
+            <w:r>
+              <w:rPr>
+                <w:rFonts w:ascii="Arial" w:hAnsi="Arial" w:eastAsia="Arial" w:cs="Arial"/>
+                <w:i w:val="false"/>
+                <w:b w:val="true"/>
+                <w:u w:val="none"/>
+                <w:strike w:val="false"/>
+                <w:sz w:val="18"/>
+                <w:szCs w:val="18"/>
+                <w:color w:val="1F3864"/>
+              </w:rPr>
+              <w:t xml:space="preserve">Skin and subcutaneous tissue disorders</w:t>
+            </w:r>
+          </w:p>
+        </w:tc>
+        <w:tc>
+          <w:tcPr>
+            <w:tcBorders>
+              <w:bottom w:val="single" w:sz="3" w:space="0" w:color="CCCCCC"/>
               <w:top w:val="single" w:sz="3" w:space="0" w:color="CCCCCC"/>
               <w:left w:val="single" w:sz="3" w:space="0" w:color="CCCCCC"/>
               <w:right w:val="single" w:sz="3" w:space="0" w:color="CCCCCC"/>
             </w:tcBorders>
-            <w:shd w:val="clear" w:color="auto" w:fill="FFFFFF"/>
+            <w:shd w:val="clear" w:color="auto" w:fill="F2F2F2"/>
             <w:tcMar>
               <w:top w:w="0" w:type="dxa"/>
               <w:bottom w:w="0" w:type="dxa"/>
@@ -4545,37 +4545,97 @@
               <w:rPr>
                 <w:rFonts w:ascii="Arial" w:hAnsi="Arial" w:eastAsia="Arial" w:cs="Arial"/>
                 <w:i w:val="false"/>
-                <w:b w:val="false"/>
-                <w:u w:val="none"/>
-                <w:strike w:val="false"/>
-                <w:sz w:val="18"/>
-                <w:szCs w:val="18"/>
-                <w:color w:val="000000"/>
-              </w:rPr>
-            </w:pPr>
-            <w:r>
-              <w:rPr>
-                <w:rFonts w:ascii="Arial" w:hAnsi="Arial" w:eastAsia="Arial" w:cs="Arial"/>
-                <w:i w:val="false"/>
-                <w:b w:val="false"/>
-                <w:u w:val="none"/>
-                <w:strike w:val="false"/>
-                <w:sz w:val="18"/>
-                <w:szCs w:val="18"/>
-                <w:color w:val="000000"/>
-              </w:rPr>
-              <w:t xml:space="preserve">1 (0.4)</w:t>
-            </w:r>
-          </w:p>
-        </w:tc>
-        <w:tc>
-          <w:tcPr>
-            <w:tcBorders>
-              <w:bottom w:val="single" w:sz="8" w:space="0" w:color="666666"/>
+                <w:b w:val="true"/>
+                <w:u w:val="none"/>
+                <w:strike w:val="false"/>
+                <w:sz w:val="18"/>
+                <w:szCs w:val="18"/>
+                <w:color w:val="000000"/>
+              </w:rPr>
+            </w:pPr>
+            <w:r>
+              <w:rPr>
+                <w:rFonts w:ascii="Arial" w:hAnsi="Arial" w:eastAsia="Arial" w:cs="Arial"/>
+                <w:i w:val="false"/>
+                <w:b w:val="true"/>
+                <w:u w:val="none"/>
+                <w:strike w:val="false"/>
+                <w:sz w:val="18"/>
+                <w:szCs w:val="18"/>
+                <w:color w:val="000000"/>
+              </w:rPr>
+              <w:t xml:space="preserve">9 (4.0)</w:t>
+            </w:r>
+          </w:p>
+        </w:tc>
+        <w:tc>
+          <w:tcPr>
+            <w:tcBorders>
+              <w:bottom w:val="single" w:sz="3" w:space="0" w:color="CCCCCC"/>
               <w:top w:val="single" w:sz="3" w:space="0" w:color="CCCCCC"/>
               <w:left w:val="single" w:sz="3" w:space="0" w:color="CCCCCC"/>
               <w:right w:val="single" w:sz="8" w:space="0" w:color="666666"/>
             </w:tcBorders>
+            <w:shd w:val="clear" w:color="auto" w:fill="F2F2F2"/>
+            <w:tcMar>
+              <w:top w:w="0" w:type="dxa"/>
+              <w:bottom w:w="0" w:type="dxa"/>
+              <w:left w:w="0" w:type="dxa"/>
+              <w:right w:w="0" w:type="dxa"/>
+            </w:tcMar>
+            <w:vAlign w:val="center"/>
+          </w:tcPr>
+          <w:p>
+            <w:pPr>
+              <w:pStyle w:val="Normal"/>
+              <w:jc w:val="center"/>
+              <w:pBdr>
+                <w:bottom w:val="none" w:sz="0" w:space="0" w:color="000000"/>
+                <w:top w:val="none" w:sz="0" w:space="0" w:color="000000"/>
+                <w:left w:val="none" w:sz="0" w:space="0" w:color="000000"/>
+                <w:right w:val="none" w:sz="0" w:space="0" w:color="000000"/>
+              </w:pBdr>
+              <w:spacing w:after="40" w:before="40" w:line="240"/>
+              <w:ind w:left="100" w:right="100" w:firstLine="0" w:firstLineChars="0"/>
+              <w:rPr>
+                <w:rFonts w:ascii="Arial" w:hAnsi="Arial" w:eastAsia="Arial" w:cs="Arial"/>
+                <w:i w:val="false"/>
+                <w:b w:val="true"/>
+                <w:u w:val="none"/>
+                <w:strike w:val="false"/>
+                <w:sz w:val="18"/>
+                <w:szCs w:val="18"/>
+                <w:color w:val="000000"/>
+              </w:rPr>
+            </w:pPr>
+            <w:r>
+              <w:rPr>
+                <w:rFonts w:ascii="Arial" w:hAnsi="Arial" w:eastAsia="Arial" w:cs="Arial"/>
+                <w:i w:val="false"/>
+                <w:b w:val="true"/>
+                <w:u w:val="none"/>
+                <w:strike w:val="false"/>
+                <w:sz w:val="18"/>
+                <w:szCs w:val="18"/>
+                <w:color w:val="000000"/>
+              </w:rPr>
+              <w:t xml:space="preserve">13 (5.8)</w:t>
+            </w:r>
+          </w:p>
+        </w:tc>
+      </w:tr>
+      <w:tr>
+        <w:trPr>
+          <w:trHeight w:val="360" w:hRule="auto"/>
+        </w:trPr>
+        <w:tc>
+          <w:tcPr>
+            <w:tcBorders>
+              <w:bottom w:val="single" w:sz="3" w:space="0" w:color="CCCCCC"/>
+              <w:top w:val="single" w:sz="3" w:space="0" w:color="CCCCCC"/>
+              <w:left w:val="single" w:sz="8" w:space="0" w:color="666666"/>
+              <w:right w:val="single" w:sz="3" w:space="0" w:color="CCCCCC"/>
+            </w:tcBorders>
             <w:shd w:val="clear" w:color="auto" w:fill="FFFFFF"/>
             <w:tcMar>
               <w:top w:w="0" w:type="dxa"/>
@@ -4588,6 +4648,61 @@
           <w:p>
             <w:pPr>
               <w:pStyle w:val="Normal"/>
+              <w:jc w:val="left"/>
+              <w:pBdr>
+                <w:bottom w:val="none" w:sz="0" w:space="0" w:color="000000"/>
+                <w:top w:val="none" w:sz="0" w:space="0" w:color="000000"/>
+                <w:left w:val="none" w:sz="0" w:space="0" w:color="000000"/>
+                <w:right w:val="none" w:sz="0" w:space="0" w:color="000000"/>
+              </w:pBdr>
+              <w:spacing w:after="40" w:before="40" w:line="240"/>
+              <w:ind w:left="300" w:right="100" w:firstLine="0" w:firstLineChars="0"/>
+              <w:rPr>
+                <w:rFonts w:ascii="Arial" w:hAnsi="Arial" w:eastAsia="Arial" w:cs="Arial"/>
+                <w:i w:val="false"/>
+                <w:b w:val="false"/>
+                <w:u w:val="none"/>
+                <w:strike w:val="false"/>
+                <w:sz w:val="18"/>
+                <w:szCs w:val="18"/>
+                <w:color w:val="000000"/>
+              </w:rPr>
+            </w:pPr>
+            <w:r>
+              <w:rPr>
+                <w:rFonts w:ascii="Arial" w:hAnsi="Arial" w:eastAsia="Arial" w:cs="Arial"/>
+                <w:i w:val="false"/>
+                <w:b w:val="false"/>
+                <w:u w:val="none"/>
+                <w:strike w:val="false"/>
+                <w:sz w:val="18"/>
+                <w:szCs w:val="18"/>
+                <w:color w:val="000000"/>
+              </w:rPr>
+              <w:t xml:space="preserve">  Alopecia</w:t>
+            </w:r>
+          </w:p>
+        </w:tc>
+        <w:tc>
+          <w:tcPr>
+            <w:tcBorders>
+              <w:bottom w:val="single" w:sz="3" w:space="0" w:color="CCCCCC"/>
+              <w:top w:val="single" w:sz="3" w:space="0" w:color="CCCCCC"/>
+              <w:left w:val="single" w:sz="3" w:space="0" w:color="CCCCCC"/>
+              <w:right w:val="single" w:sz="3" w:space="0" w:color="CCCCCC"/>
+            </w:tcBorders>
+            <w:shd w:val="clear" w:color="auto" w:fill="FFFFFF"/>
+            <w:tcMar>
+              <w:top w:w="0" w:type="dxa"/>
+              <w:bottom w:w="0" w:type="dxa"/>
+              <w:left w:w="0" w:type="dxa"/>
+              <w:right w:w="0" w:type="dxa"/>
+            </w:tcMar>
+            <w:vAlign w:val="center"/>
+          </w:tcPr>
+          <w:p>
+            <w:pPr>
+              <w:pStyle w:val="Normal"/>
               <w:jc w:val="center"/>
               <w:pBdr>
                 <w:bottom w:val="none" w:sz="0" w:space="0" w:color="000000"/>
@@ -4619,7 +4734,402 @@
                 <w:szCs w:val="18"/>
                 <w:color w:val="000000"/>
               </w:rPr>
+              <w:t xml:space="preserve">8 (3.6)</w:t>
+            </w:r>
+          </w:p>
+        </w:tc>
+        <w:tc>
+          <w:tcPr>
+            <w:tcBorders>
+              <w:bottom w:val="single" w:sz="3" w:space="0" w:color="CCCCCC"/>
+              <w:top w:val="single" w:sz="3" w:space="0" w:color="CCCCCC"/>
+              <w:left w:val="single" w:sz="3" w:space="0" w:color="CCCCCC"/>
+              <w:right w:val="single" w:sz="8" w:space="0" w:color="666666"/>
+            </w:tcBorders>
+            <w:shd w:val="clear" w:color="auto" w:fill="FFFFFF"/>
+            <w:tcMar>
+              <w:top w:w="0" w:type="dxa"/>
+              <w:bottom w:w="0" w:type="dxa"/>
+              <w:left w:w="0" w:type="dxa"/>
+              <w:right w:w="0" w:type="dxa"/>
+            </w:tcMar>
+            <w:vAlign w:val="center"/>
+          </w:tcPr>
+          <w:p>
+            <w:pPr>
+              <w:pStyle w:val="Normal"/>
+              <w:jc w:val="center"/>
+              <w:pBdr>
+                <w:bottom w:val="none" w:sz="0" w:space="0" w:color="000000"/>
+                <w:top w:val="none" w:sz="0" w:space="0" w:color="000000"/>
+                <w:left w:val="none" w:sz="0" w:space="0" w:color="000000"/>
+                <w:right w:val="none" w:sz="0" w:space="0" w:color="000000"/>
+              </w:pBdr>
+              <w:spacing w:after="40" w:before="40" w:line="240"/>
+              <w:ind w:left="100" w:right="100" w:firstLine="0" w:firstLineChars="0"/>
+              <w:rPr>
+                <w:rFonts w:ascii="Arial" w:hAnsi="Arial" w:eastAsia="Arial" w:cs="Arial"/>
+                <w:i w:val="false"/>
+                <w:b w:val="false"/>
+                <w:u w:val="none"/>
+                <w:strike w:val="false"/>
+                <w:sz w:val="18"/>
+                <w:szCs w:val="18"/>
+                <w:color w:val="000000"/>
+              </w:rPr>
+            </w:pPr>
+            <w:r>
+              <w:rPr>
+                <w:rFonts w:ascii="Arial" w:hAnsi="Arial" w:eastAsia="Arial" w:cs="Arial"/>
+                <w:i w:val="false"/>
+                <w:b w:val="false"/>
+                <w:u w:val="none"/>
+                <w:strike w:val="false"/>
+                <w:sz w:val="18"/>
+                <w:szCs w:val="18"/>
+                <w:color w:val="000000"/>
+              </w:rPr>
+              <w:t xml:space="preserve">9 (4.0)</w:t>
+            </w:r>
+          </w:p>
+        </w:tc>
+      </w:tr>
+      <w:tr>
+        <w:trPr>
+          <w:trHeight w:val="360" w:hRule="auto"/>
+        </w:trPr>
+        <w:tc>
+          <w:tcPr>
+            <w:tcBorders>
+              <w:bottom w:val="single" w:sz="3" w:space="0" w:color="CCCCCC"/>
+              <w:top w:val="single" w:sz="3" w:space="0" w:color="CCCCCC"/>
+              <w:left w:val="single" w:sz="8" w:space="0" w:color="666666"/>
+              <w:right w:val="single" w:sz="3" w:space="0" w:color="CCCCCC"/>
+            </w:tcBorders>
+            <w:shd w:val="clear" w:color="auto" w:fill="FFFFFF"/>
+            <w:tcMar>
+              <w:top w:w="0" w:type="dxa"/>
+              <w:bottom w:w="0" w:type="dxa"/>
+              <w:left w:w="0" w:type="dxa"/>
+              <w:right w:w="0" w:type="dxa"/>
+            </w:tcMar>
+            <w:vAlign w:val="center"/>
+          </w:tcPr>
+          <w:p>
+            <w:pPr>
+              <w:pStyle w:val="Normal"/>
+              <w:jc w:val="left"/>
+              <w:pBdr>
+                <w:bottom w:val="none" w:sz="0" w:space="0" w:color="000000"/>
+                <w:top w:val="none" w:sz="0" w:space="0" w:color="000000"/>
+                <w:left w:val="none" w:sz="0" w:space="0" w:color="000000"/>
+                <w:right w:val="none" w:sz="0" w:space="0" w:color="000000"/>
+              </w:pBdr>
+              <w:spacing w:after="40" w:before="40" w:line="240"/>
+              <w:ind w:left="300" w:right="100" w:firstLine="0" w:firstLineChars="0"/>
+              <w:rPr>
+                <w:rFonts w:ascii="Arial" w:hAnsi="Arial" w:eastAsia="Arial" w:cs="Arial"/>
+                <w:i w:val="false"/>
+                <w:b w:val="false"/>
+                <w:u w:val="none"/>
+                <w:strike w:val="false"/>
+                <w:sz w:val="18"/>
+                <w:szCs w:val="18"/>
+                <w:color w:val="000000"/>
+              </w:rPr>
+            </w:pPr>
+            <w:r>
+              <w:rPr>
+                <w:rFonts w:ascii="Arial" w:hAnsi="Arial" w:eastAsia="Arial" w:cs="Arial"/>
+                <w:i w:val="false"/>
+                <w:b w:val="false"/>
+                <w:u w:val="none"/>
+                <w:strike w:val="false"/>
+                <w:sz w:val="18"/>
+                <w:szCs w:val="18"/>
+                <w:color w:val="000000"/>
+              </w:rPr>
+              <w:t xml:space="preserve">  Pruritus</w:t>
+            </w:r>
+          </w:p>
+        </w:tc>
+        <w:tc>
+          <w:tcPr>
+            <w:tcBorders>
+              <w:bottom w:val="single" w:sz="3" w:space="0" w:color="CCCCCC"/>
+              <w:top w:val="single" w:sz="3" w:space="0" w:color="CCCCCC"/>
+              <w:left w:val="single" w:sz="3" w:space="0" w:color="CCCCCC"/>
+              <w:right w:val="single" w:sz="3" w:space="0" w:color="CCCCCC"/>
+            </w:tcBorders>
+            <w:shd w:val="clear" w:color="auto" w:fill="FFFFFF"/>
+            <w:tcMar>
+              <w:top w:w="0" w:type="dxa"/>
+              <w:bottom w:w="0" w:type="dxa"/>
+              <w:left w:w="0" w:type="dxa"/>
+              <w:right w:w="0" w:type="dxa"/>
+            </w:tcMar>
+            <w:vAlign w:val="center"/>
+          </w:tcPr>
+          <w:p>
+            <w:pPr>
+              <w:pStyle w:val="Normal"/>
+              <w:jc w:val="center"/>
+              <w:pBdr>
+                <w:bottom w:val="none" w:sz="0" w:space="0" w:color="000000"/>
+                <w:top w:val="none" w:sz="0" w:space="0" w:color="000000"/>
+                <w:left w:val="none" w:sz="0" w:space="0" w:color="000000"/>
+                <w:right w:val="none" w:sz="0" w:space="0" w:color="000000"/>
+              </w:pBdr>
+              <w:spacing w:after="40" w:before="40" w:line="240"/>
+              <w:ind w:left="100" w:right="100" w:firstLine="0" w:firstLineChars="0"/>
+              <w:rPr>
+                <w:rFonts w:ascii="Arial" w:hAnsi="Arial" w:eastAsia="Arial" w:cs="Arial"/>
+                <w:i w:val="false"/>
+                <w:b w:val="false"/>
+                <w:u w:val="none"/>
+                <w:strike w:val="false"/>
+                <w:sz w:val="18"/>
+                <w:szCs w:val="18"/>
+                <w:color w:val="000000"/>
+              </w:rPr>
+            </w:pPr>
+            <w:r>
+              <w:rPr>
+                <w:rFonts w:ascii="Arial" w:hAnsi="Arial" w:eastAsia="Arial" w:cs="Arial"/>
+                <w:i w:val="false"/>
+                <w:b w:val="false"/>
+                <w:u w:val="none"/>
+                <w:strike w:val="false"/>
+                <w:sz w:val="18"/>
+                <w:szCs w:val="18"/>
+                <w:color w:val="000000"/>
+              </w:rPr>
+              <w:t xml:space="preserve">1 (0.4)</w:t>
+            </w:r>
+          </w:p>
+        </w:tc>
+        <w:tc>
+          <w:tcPr>
+            <w:tcBorders>
+              <w:bottom w:val="single" w:sz="3" w:space="0" w:color="CCCCCC"/>
+              <w:top w:val="single" w:sz="3" w:space="0" w:color="CCCCCC"/>
+              <w:left w:val="single" w:sz="3" w:space="0" w:color="CCCCCC"/>
+              <w:right w:val="single" w:sz="8" w:space="0" w:color="666666"/>
+            </w:tcBorders>
+            <w:shd w:val="clear" w:color="auto" w:fill="FFFFFF"/>
+            <w:tcMar>
+              <w:top w:w="0" w:type="dxa"/>
+              <w:bottom w:w="0" w:type="dxa"/>
+              <w:left w:w="0" w:type="dxa"/>
+              <w:right w:w="0" w:type="dxa"/>
+            </w:tcMar>
+            <w:vAlign w:val="center"/>
+          </w:tcPr>
+          <w:p>
+            <w:pPr>
+              <w:pStyle w:val="Normal"/>
+              <w:jc w:val="center"/>
+              <w:pBdr>
+                <w:bottom w:val="none" w:sz="0" w:space="0" w:color="000000"/>
+                <w:top w:val="none" w:sz="0" w:space="0" w:color="000000"/>
+                <w:left w:val="none" w:sz="0" w:space="0" w:color="000000"/>
+                <w:right w:val="none" w:sz="0" w:space="0" w:color="000000"/>
+              </w:pBdr>
+              <w:spacing w:after="40" w:before="40" w:line="240"/>
+              <w:ind w:left="100" w:right="100" w:firstLine="0" w:firstLineChars="0"/>
+              <w:rPr>
+                <w:rFonts w:ascii="Arial" w:hAnsi="Arial" w:eastAsia="Arial" w:cs="Arial"/>
+                <w:i w:val="false"/>
+                <w:b w:val="false"/>
+                <w:u w:val="none"/>
+                <w:strike w:val="false"/>
+                <w:sz w:val="18"/>
+                <w:szCs w:val="18"/>
+                <w:color w:val="000000"/>
+              </w:rPr>
+            </w:pPr>
+            <w:r>
+              <w:rPr>
+                <w:rFonts w:ascii="Arial" w:hAnsi="Arial" w:eastAsia="Arial" w:cs="Arial"/>
+                <w:i w:val="false"/>
+                <w:b w:val="false"/>
+                <w:u w:val="none"/>
+                <w:strike w:val="false"/>
+                <w:sz w:val="18"/>
+                <w:szCs w:val="18"/>
+                <w:color w:val="000000"/>
+              </w:rPr>
+              <w:t xml:space="preserve">3 (1.3)</w:t>
+            </w:r>
+          </w:p>
+        </w:tc>
+      </w:tr>
+      <w:tr>
+        <w:trPr>
+          <w:trHeight w:val="360" w:hRule="auto"/>
+        </w:trPr>
+        <w:tc>
+          <w:tcPr>
+            <w:tcBorders>
+              <w:bottom w:val="single" w:sz="8" w:space="0" w:color="666666"/>
+              <w:top w:val="single" w:sz="3" w:space="0" w:color="CCCCCC"/>
+              <w:left w:val="single" w:sz="8" w:space="0" w:color="666666"/>
+              <w:right w:val="single" w:sz="3" w:space="0" w:color="CCCCCC"/>
+            </w:tcBorders>
+            <w:shd w:val="clear" w:color="auto" w:fill="FFFFFF"/>
+            <w:tcMar>
+              <w:top w:w="0" w:type="dxa"/>
+              <w:bottom w:w="0" w:type="dxa"/>
+              <w:left w:w="0" w:type="dxa"/>
+              <w:right w:w="0" w:type="dxa"/>
+            </w:tcMar>
+            <w:vAlign w:val="center"/>
+          </w:tcPr>
+          <w:p>
+            <w:pPr>
+              <w:pStyle w:val="Normal"/>
+              <w:jc w:val="left"/>
+              <w:pBdr>
+                <w:bottom w:val="none" w:sz="0" w:space="0" w:color="000000"/>
+                <w:top w:val="none" w:sz="0" w:space="0" w:color="000000"/>
+                <w:left w:val="none" w:sz="0" w:space="0" w:color="000000"/>
+                <w:right w:val="none" w:sz="0" w:space="0" w:color="000000"/>
+              </w:pBdr>
+              <w:spacing w:after="40" w:before="40" w:line="240"/>
+              <w:ind w:left="300" w:right="100" w:firstLine="0" w:firstLineChars="0"/>
+              <w:rPr>
+                <w:rFonts w:ascii="Arial" w:hAnsi="Arial" w:eastAsia="Arial" w:cs="Arial"/>
+                <w:i w:val="false"/>
+                <w:b w:val="false"/>
+                <w:u w:val="none"/>
+                <w:strike w:val="false"/>
+                <w:sz w:val="18"/>
+                <w:szCs w:val="18"/>
+                <w:color w:val="000000"/>
+              </w:rPr>
+            </w:pPr>
+            <w:r>
+              <w:rPr>
+                <w:rFonts w:ascii="Arial" w:hAnsi="Arial" w:eastAsia="Arial" w:cs="Arial"/>
+                <w:i w:val="false"/>
+                <w:b w:val="false"/>
+                <w:u w:val="none"/>
+                <w:strike w:val="false"/>
+                <w:sz w:val="18"/>
+                <w:szCs w:val="18"/>
+                <w:color w:val="000000"/>
+              </w:rPr>
+              <w:t xml:space="preserve">  Rash</w:t>
+            </w:r>
+          </w:p>
+        </w:tc>
+        <w:tc>
+          <w:tcPr>
+            <w:tcBorders>
+              <w:bottom w:val="single" w:sz="8" w:space="0" w:color="666666"/>
+              <w:top w:val="single" w:sz="3" w:space="0" w:color="CCCCCC"/>
+              <w:left w:val="single" w:sz="3" w:space="0" w:color="CCCCCC"/>
+              <w:right w:val="single" w:sz="3" w:space="0" w:color="CCCCCC"/>
+            </w:tcBorders>
+            <w:shd w:val="clear" w:color="auto" w:fill="FFFFFF"/>
+            <w:tcMar>
+              <w:top w:w="0" w:type="dxa"/>
+              <w:bottom w:w="0" w:type="dxa"/>
+              <w:left w:w="0" w:type="dxa"/>
+              <w:right w:w="0" w:type="dxa"/>
+            </w:tcMar>
+            <w:vAlign w:val="center"/>
+          </w:tcPr>
+          <w:p>
+            <w:pPr>
+              <w:pStyle w:val="Normal"/>
+              <w:jc w:val="center"/>
+              <w:pBdr>
+                <w:bottom w:val="none" w:sz="0" w:space="0" w:color="000000"/>
+                <w:top w:val="none" w:sz="0" w:space="0" w:color="000000"/>
+                <w:left w:val="none" w:sz="0" w:space="0" w:color="000000"/>
+                <w:right w:val="none" w:sz="0" w:space="0" w:color="000000"/>
+              </w:pBdr>
+              <w:spacing w:after="40" w:before="40" w:line="240"/>
+              <w:ind w:left="100" w:right="100" w:firstLine="0" w:firstLineChars="0"/>
+              <w:rPr>
+                <w:rFonts w:ascii="Arial" w:hAnsi="Arial" w:eastAsia="Arial" w:cs="Arial"/>
+                <w:i w:val="false"/>
+                <w:b w:val="false"/>
+                <w:u w:val="none"/>
+                <w:strike w:val="false"/>
+                <w:sz w:val="18"/>
+                <w:szCs w:val="18"/>
+                <w:color w:val="000000"/>
+              </w:rPr>
+            </w:pPr>
+            <w:r>
+              <w:rPr>
+                <w:rFonts w:ascii="Arial" w:hAnsi="Arial" w:eastAsia="Arial" w:cs="Arial"/>
+                <w:i w:val="false"/>
+                <w:b w:val="false"/>
+                <w:u w:val="none"/>
+                <w:strike w:val="false"/>
+                <w:sz w:val="18"/>
+                <w:szCs w:val="18"/>
+                <w:color w:val="000000"/>
+              </w:rPr>
               <w:t xml:space="preserve">0 (0.0)</w:t>
+            </w:r>
+          </w:p>
+        </w:tc>
+        <w:tc>
+          <w:tcPr>
+            <w:tcBorders>
+              <w:bottom w:val="single" w:sz="8" w:space="0" w:color="666666"/>
+              <w:top w:val="single" w:sz="3" w:space="0" w:color="CCCCCC"/>
+              <w:left w:val="single" w:sz="3" w:space="0" w:color="CCCCCC"/>
+              <w:right w:val="single" w:sz="8" w:space="0" w:color="666666"/>
+            </w:tcBorders>
+            <w:shd w:val="clear" w:color="auto" w:fill="FFFFFF"/>
+            <w:tcMar>
+              <w:top w:w="0" w:type="dxa"/>
+              <w:bottom w:w="0" w:type="dxa"/>
+              <w:left w:w="0" w:type="dxa"/>
+              <w:right w:w="0" w:type="dxa"/>
+            </w:tcMar>
+            <w:vAlign w:val="center"/>
+          </w:tcPr>
+          <w:p>
+            <w:pPr>
+              <w:pStyle w:val="Normal"/>
+              <w:jc w:val="center"/>
+              <w:pBdr>
+                <w:bottom w:val="none" w:sz="0" w:space="0" w:color="000000"/>
+                <w:top w:val="none" w:sz="0" w:space="0" w:color="000000"/>
+                <w:left w:val="none" w:sz="0" w:space="0" w:color="000000"/>
+                <w:right w:val="none" w:sz="0" w:space="0" w:color="000000"/>
+              </w:pBdr>
+              <w:spacing w:after="40" w:before="40" w:line="240"/>
+              <w:ind w:left="100" w:right="100" w:firstLine="0" w:firstLineChars="0"/>
+              <w:rPr>
+                <w:rFonts w:ascii="Arial" w:hAnsi="Arial" w:eastAsia="Arial" w:cs="Arial"/>
+                <w:i w:val="false"/>
+                <w:b w:val="false"/>
+                <w:u w:val="none"/>
+                <w:strike w:val="false"/>
+                <w:sz w:val="18"/>
+                <w:szCs w:val="18"/>
+                <w:color w:val="000000"/>
+              </w:rPr>
+            </w:pPr>
+            <w:r>
+              <w:rPr>
+                <w:rFonts w:ascii="Arial" w:hAnsi="Arial" w:eastAsia="Arial" w:cs="Arial"/>
+                <w:i w:val="false"/>
+                <w:b w:val="false"/>
+                <w:u w:val="none"/>
+                <w:strike w:val="false"/>
+                <w:sz w:val="18"/>
+                <w:szCs w:val="18"/>
+                <w:color w:val="000000"/>
+              </w:rPr>
+              <w:t xml:space="preserve">1 (0.4)</w:t>
             </w:r>
           </w:p>
         </w:tc>
@@ -4734,7 +5244,7 @@
           <w:szCs w:val="14"/>
           <w:color w:val="C0392B"/>
         </w:rPr>
-        <w:t xml:space="preserve">DRAFT — produced 2026-06-05 — synthetic data, NOT for regulatory submission</w:t>
+        <w:t xml:space="preserve">DRAFT — produced 2026-07-19 — synthetic data, NOT for regulatory submission</w:t>
       </w:r>
     </w:p>
     <w:sectPr>

--- a/tfl/tables/T-AE-04.docx
+++ b/tfl/tables/T-AE-04.docx
@@ -484,7 +484,7 @@
                 <w:szCs w:val="18"/>
                 <w:color w:val="000000"/>
               </w:rPr>
-              <w:t xml:space="preserve">30 (13.3)</w:t>
+              <w:t xml:space="preserve">31 (13.8)</w:t>
             </w:r>
           </w:p>
         </w:tc>
@@ -654,7 +654,7 @@
                 <w:szCs w:val="18"/>
                 <w:color w:val="000000"/>
               </w:rPr>
-              <w:t xml:space="preserve">12 (5.3)</w:t>
+              <w:t xml:space="preserve">14 (6.2)</w:t>
             </w:r>
           </w:p>
         </w:tc>
@@ -824,7 +824,7 @@
                 <w:szCs w:val="18"/>
                 <w:color w:val="000000"/>
               </w:rPr>
-              <w:t xml:space="preserve">6 (2.7)</w:t>
+              <w:t xml:space="preserve">5 (2.2)</w:t>
             </w:r>
           </w:p>
         </w:tc>
@@ -1674,7 +1674,7 @@
                 <w:szCs w:val="18"/>
                 <w:color w:val="000000"/>
               </w:rPr>
-              <w:t xml:space="preserve">32 (14.2)</w:t>
+              <w:t xml:space="preserve">33 (14.7)</w:t>
             </w:r>
           </w:p>
         </w:tc>
@@ -1844,7 +1844,7 @@
                 <w:szCs w:val="18"/>
                 <w:color w:val="000000"/>
               </w:rPr>
-              <w:t xml:space="preserve">15 (6.7)</w:t>
+              <w:t xml:space="preserve">16 (7.1)</w:t>
             </w:r>
           </w:p>
         </w:tc>
@@ -2014,7 +2014,7 @@
                 <w:szCs w:val="18"/>
                 <w:color w:val="000000"/>
               </w:rPr>
-              <w:t xml:space="preserve">3 (1.3)</w:t>
+              <w:t xml:space="preserve">4 (1.8)</w:t>
             </w:r>
           </w:p>
         </w:tc>
@@ -2184,7 +2184,7 @@
                 <w:szCs w:val="18"/>
                 <w:color w:val="000000"/>
               </w:rPr>
-              <w:t xml:space="preserve">3 (1.3)</w:t>
+              <w:t xml:space="preserve">4 (1.8)</w:t>
             </w:r>
           </w:p>
         </w:tc>
@@ -2299,7 +2299,7 @@
                 <w:szCs w:val="18"/>
                 <w:color w:val="000000"/>
               </w:rPr>
-              <w:t xml:space="preserve">  Vomiting</w:t>
+              <w:t xml:space="preserve">  Constipation</w:t>
             </w:r>
           </w:p>
         </w:tc>
@@ -2354,7 +2354,7 @@
                 <w:szCs w:val="18"/>
                 <w:color w:val="000000"/>
               </w:rPr>
-              <w:t xml:space="preserve">6 (2.7)</w:t>
+              <w:t xml:space="preserve">5 (2.2)</w:t>
             </w:r>
           </w:p>
         </w:tc>
@@ -2469,7 +2469,7 @@
                 <w:szCs w:val="18"/>
                 <w:color w:val="000000"/>
               </w:rPr>
-              <w:t xml:space="preserve">  Constipation</w:t>
+              <w:t xml:space="preserve">  Vomiting</w:t>
             </w:r>
           </w:p>
         </w:tc>
@@ -2524,7 +2524,7 @@
                 <w:szCs w:val="18"/>
                 <w:color w:val="000000"/>
               </w:rPr>
-              <w:t xml:space="preserve">5 (2.2)</w:t>
+              <w:t xml:space="preserve">4 (1.8)</w:t>
             </w:r>
           </w:p>
         </w:tc>
@@ -2864,7 +2864,7 @@
                 <w:szCs w:val="18"/>
                 <w:color w:val="000000"/>
               </w:rPr>
-              <w:t xml:space="preserve">14 (6.2)</w:t>
+              <w:t xml:space="preserve">15 (6.7)</w:t>
             </w:r>
           </w:p>
         </w:tc>
@@ -3034,7 +3034,7 @@
                 <w:szCs w:val="18"/>
                 <w:color w:val="000000"/>
               </w:rPr>
-              <w:t xml:space="preserve">6 (2.7)</w:t>
+              <w:t xml:space="preserve">7 (3.1)</w:t>
             </w:r>
           </w:p>
         </w:tc>
@@ -4564,7 +4564,7 @@
                 <w:szCs w:val="18"/>
                 <w:color w:val="000000"/>
               </w:rPr>
-              <w:t xml:space="preserve">9 (4.0)</w:t>
+              <w:t xml:space="preserve">8 (3.6)</w:t>
             </w:r>
           </w:p>
         </w:tc>
@@ -4904,7 +4904,7 @@
                 <w:szCs w:val="18"/>
                 <w:color w:val="000000"/>
               </w:rPr>
-              <w:t xml:space="preserve">1 (0.4)</w:t>
+              <w:t xml:space="preserve">0 (0.0)</w:t>
             </w:r>
           </w:p>
         </w:tc>
